--- a/05 Contrast Enhancement/report-05.docx
+++ b/05 Contrast Enhancement/report-05.docx
@@ -1,6 +1,6 @@
 
 <file path=word/document.xml><?xml version="1.0" encoding="utf-8"?>
-<w:document xmlns:wpc="http://schemas.microsoft.com/office/word/2010/wordprocessingCanvas" xmlns:mc="http://schemas.openxmlformats.org/markup-compatibility/2006" xmlns:o="urn:schemas-microsoft-com:office:office" xmlns:r="http://schemas.openxmlformats.org/officeDocument/2006/relationships" xmlns:m="http://schemas.openxmlformats.org/officeDocument/2006/math" xmlns:v="urn:schemas-microsoft-com:vml" xmlns:wp14="http://schemas.microsoft.com/office/word/2010/wordprocessingDrawing" xmlns:wp="http://schemas.openxmlformats.org/drawingml/2006/wordprocessingDrawing" xmlns:w10="urn:schemas-microsoft-com:office:word" xmlns:w="http://schemas.openxmlformats.org/wordprocessingml/2006/main" xmlns:w14="http://schemas.microsoft.com/office/word/2010/wordml" xmlns:wpg="http://schemas.microsoft.com/office/word/2010/wordprocessingGroup" xmlns:wpi="http://schemas.microsoft.com/office/word/2010/wordprocessingInk" xmlns:wne="http://schemas.microsoft.com/office/word/2006/wordml" xmlns:wps="http://schemas.microsoft.com/office/word/2010/wordprocessingShape" mc:Ignorable="w14 wp14">
+<w:document xmlns:wpc="http://schemas.microsoft.com/office/word/2010/wordprocessingCanvas" xmlns:cx="http://schemas.microsoft.com/office/drawing/2014/chartex" xmlns:cx1="http://schemas.microsoft.com/office/drawing/2015/9/8/chartex" xmlns:cx2="http://schemas.microsoft.com/office/drawing/2015/10/21/chartex" xmlns:cx3="http://schemas.microsoft.com/office/drawing/2016/5/9/chartex" xmlns:cx4="http://schemas.microsoft.com/office/drawing/2016/5/10/chartex" xmlns:cx5="http://schemas.microsoft.com/office/drawing/2016/5/11/chartex" xmlns:cx6="http://schemas.microsoft.com/office/drawing/2016/5/12/chartex" xmlns:cx7="http://schemas.microsoft.com/office/drawing/2016/5/13/chartex" xmlns:cx8="http://schemas.microsoft.com/office/drawing/2016/5/14/chartex" xmlns:mc="http://schemas.openxmlformats.org/markup-compatibility/2006" xmlns:aink="http://schemas.microsoft.com/office/drawing/2016/ink" xmlns:am3d="http://schemas.microsoft.com/office/drawing/2017/model3d" xmlns:o="urn:schemas-microsoft-com:office:office" xmlns:oel="http://schemas.microsoft.com/office/2019/extlst" xmlns:r="http://schemas.openxmlformats.org/officeDocument/2006/relationships" xmlns:m="http://schemas.openxmlformats.org/officeDocument/2006/math" xmlns:v="urn:schemas-microsoft-com:vml" xmlns:wp14="http://schemas.microsoft.com/office/word/2010/wordprocessingDrawing" xmlns:wp="http://schemas.openxmlformats.org/drawingml/2006/wordprocessingDrawing" xmlns:w10="urn:schemas-microsoft-com:office:word" xmlns:w="http://schemas.openxmlformats.org/wordprocessingml/2006/main" xmlns:w14="http://schemas.microsoft.com/office/word/2010/wordml" xmlns:w15="http://schemas.microsoft.com/office/word/2012/wordml" xmlns:w16cex="http://schemas.microsoft.com/office/word/2018/wordml/cex" xmlns:w16cid="http://schemas.microsoft.com/office/word/2016/wordml/cid" xmlns:w16="http://schemas.microsoft.com/office/word/2018/wordml" xmlns:w16du="http://schemas.microsoft.com/office/word/2023/wordml/word16du" xmlns:w16sdtdh="http://schemas.microsoft.com/office/word/2020/wordml/sdtdatahash" xmlns:w16sdtfl="http://schemas.microsoft.com/office/word/2024/wordml/sdtformatlock" xmlns:w16se="http://schemas.microsoft.com/office/word/2015/wordml/symex" xmlns:wpg="http://schemas.microsoft.com/office/word/2010/wordprocessingGroup" xmlns:wpi="http://schemas.microsoft.com/office/word/2010/wordprocessingInk" xmlns:wne="http://schemas.microsoft.com/office/word/2006/wordml" xmlns:wps="http://schemas.microsoft.com/office/word/2010/wordprocessingShape" mc:Ignorable="w14 w15 w16se w16cid w16 w16cex w16sdtdh w16sdtfl w16du wp14">
   <w:body>
     <w:p>
       <w:pPr>
@@ -163,52 +163,6 @@
     </w:p>
     <w:p>
       <w:pPr>
-        <w:pStyle w:val="ListParagraph"/>
-        <w:numPr>
-          <w:ilvl w:val="0"/>
-          <w:numId w:val="3"/>
-        </w:numPr>
-        <w:jc w:val="both"/>
-        <w:rPr>
-          <w:rFonts w:ascii="Times New Roman" w:hAnsi="Times New Roman" w:cs="Times New Roman"/>
-          <w:sz w:val="24"/>
-          <w:szCs w:val="24"/>
-        </w:rPr>
-      </w:pPr>
-      <w:r>
-        <w:rPr>
-          <w:rFonts w:ascii="Times New Roman" w:hAnsi="Times New Roman" w:cs="Times New Roman"/>
-          <w:sz w:val="24"/>
-          <w:szCs w:val="24"/>
-        </w:rPr>
-        <w:t>To improve image details by adjusting pixel intensity values.</w:t>
-      </w:r>
-    </w:p>
-    <w:p>
-      <w:pPr>
-        <w:pStyle w:val="ListParagraph"/>
-        <w:numPr>
-          <w:ilvl w:val="0"/>
-          <w:numId w:val="3"/>
-        </w:numPr>
-        <w:jc w:val="both"/>
-        <w:rPr>
-          <w:rFonts w:ascii="Times New Roman" w:hAnsi="Times New Roman" w:cs="Times New Roman"/>
-          <w:sz w:val="24"/>
-          <w:szCs w:val="24"/>
-        </w:rPr>
-      </w:pPr>
-      <w:r>
-        <w:rPr>
-          <w:rFonts w:ascii="Times New Roman" w:hAnsi="Times New Roman" w:cs="Times New Roman"/>
-          <w:sz w:val="24"/>
-          <w:szCs w:val="24"/>
-        </w:rPr>
-        <w:t>To gain practical knowledge of image enhancement techniques.</w:t>
-      </w:r>
-    </w:p>
-    <w:p>
-      <w:pPr>
         <w:spacing w:after="0"/>
         <w:jc w:val="both"/>
         <w:rPr>
@@ -297,158 +251,6 @@
           <w:szCs w:val="24"/>
         </w:rPr>
         <w:t xml:space="preserve">S=αR+βS </w:t>
-      </w:r>
-    </w:p>
-    <w:p>
-      <w:pPr>
-        <w:jc w:val="both"/>
-        <w:rPr>
-          <w:rFonts w:ascii="Times New Roman" w:hAnsi="Times New Roman" w:cs="Times New Roman"/>
-          <w:sz w:val="24"/>
-          <w:szCs w:val="24"/>
-        </w:rPr>
-      </w:pPr>
-      <w:r>
-        <w:rPr>
-          <w:rFonts w:ascii="Times New Roman" w:hAnsi="Times New Roman" w:cs="Times New Roman"/>
-          <w:sz w:val="24"/>
-          <w:szCs w:val="24"/>
-        </w:rPr>
-        <w:t>Where:</w:t>
-      </w:r>
-    </w:p>
-    <w:p>
-      <w:pPr>
-        <w:spacing w:after="0"/>
-        <w:jc w:val="both"/>
-        <w:rPr>
-          <w:rFonts w:ascii="Times New Roman" w:hAnsi="Times New Roman" w:cs="Times New Roman"/>
-          <w:sz w:val="24"/>
-          <w:szCs w:val="24"/>
-        </w:rPr>
-      </w:pPr>
-      <w:r>
-        <w:rPr>
-          <w:rFonts w:ascii="Times New Roman" w:hAnsi="Times New Roman" w:cs="Times New Roman"/>
-          <w:sz w:val="24"/>
-          <w:szCs w:val="24"/>
-        </w:rPr>
-        <w:t xml:space="preserve">R = Original pixel value </w:t>
-      </w:r>
-    </w:p>
-    <w:p>
-      <w:pPr>
-        <w:spacing w:after="0"/>
-        <w:jc w:val="both"/>
-        <w:rPr>
-          <w:rFonts w:ascii="Times New Roman" w:hAnsi="Times New Roman" w:cs="Times New Roman"/>
-          <w:sz w:val="24"/>
-          <w:szCs w:val="24"/>
-        </w:rPr>
-      </w:pPr>
-      <w:r>
-        <w:rPr>
-          <w:rFonts w:ascii="Times New Roman" w:hAnsi="Times New Roman" w:cs="Times New Roman"/>
-          <w:sz w:val="24"/>
-          <w:szCs w:val="24"/>
-        </w:rPr>
-        <w:t xml:space="preserve">S = Enhanced pixel value </w:t>
-      </w:r>
-    </w:p>
-    <w:p>
-      <w:pPr>
-        <w:spacing w:after="0"/>
-        <w:jc w:val="both"/>
-        <w:rPr>
-          <w:rFonts w:ascii="Times New Roman" w:hAnsi="Times New Roman" w:cs="Times New Roman"/>
-          <w:sz w:val="24"/>
-          <w:szCs w:val="24"/>
-        </w:rPr>
-      </w:pPr>
-      <w:proofErr w:type="gramStart"/>
-      <w:r>
-        <w:rPr>
-          <w:rFonts w:ascii="Times New Roman" w:hAnsi="Times New Roman" w:cs="Times New Roman"/>
-          <w:sz w:val="24"/>
-          <w:szCs w:val="24"/>
-        </w:rPr>
-        <w:t>α</w:t>
-      </w:r>
-      <w:proofErr w:type="gramEnd"/>
-      <w:r>
-        <w:rPr>
-          <w:rFonts w:ascii="Times New Roman" w:hAnsi="Times New Roman" w:cs="Times New Roman"/>
-          <w:sz w:val="24"/>
-          <w:szCs w:val="24"/>
-        </w:rPr>
-        <w:t xml:space="preserve"> (alpha) = Contrast factor </w:t>
-      </w:r>
-    </w:p>
-    <w:p>
-      <w:pPr>
-        <w:spacing w:after="0"/>
-        <w:jc w:val="both"/>
-        <w:rPr>
-          <w:rFonts w:ascii="Times New Roman" w:hAnsi="Times New Roman" w:cs="Times New Roman"/>
-          <w:sz w:val="24"/>
-          <w:szCs w:val="24"/>
-        </w:rPr>
-      </w:pPr>
-      <w:proofErr w:type="gramStart"/>
-      <w:r>
-        <w:rPr>
-          <w:rFonts w:ascii="Times New Roman" w:hAnsi="Times New Roman" w:cs="Times New Roman"/>
-          <w:sz w:val="24"/>
-          <w:szCs w:val="24"/>
-        </w:rPr>
-        <w:t>β</w:t>
-      </w:r>
-      <w:proofErr w:type="gramEnd"/>
-      <w:r>
-        <w:rPr>
-          <w:rFonts w:ascii="Times New Roman" w:hAnsi="Times New Roman" w:cs="Times New Roman"/>
-          <w:sz w:val="24"/>
-          <w:szCs w:val="24"/>
-        </w:rPr>
-        <w:t xml:space="preserve"> (beta) = Brightness adjustment factor </w:t>
-      </w:r>
-    </w:p>
-    <w:p>
-      <w:pPr>
-        <w:spacing w:after="0"/>
-        <w:jc w:val="both"/>
-        <w:rPr>
-          <w:rFonts w:ascii="Times New Roman" w:hAnsi="Times New Roman" w:cs="Times New Roman"/>
-          <w:sz w:val="24"/>
-          <w:szCs w:val="24"/>
-        </w:rPr>
-      </w:pPr>
-      <w:r>
-        <w:rPr>
-          <w:rFonts w:ascii="Times New Roman" w:hAnsi="Times New Roman" w:cs="Times New Roman"/>
-          <w:sz w:val="24"/>
-          <w:szCs w:val="24"/>
-        </w:rPr>
-        <w:t>If α &gt; 1, contrast increases.</w:t>
-      </w:r>
-    </w:p>
-    <w:p>
-      <w:pPr>
-        <w:spacing w:after="0"/>
-        <w:jc w:val="both"/>
-        <w:rPr>
-          <w:rFonts w:ascii="Times New Roman" w:hAnsi="Times New Roman" w:cs="Times New Roman"/>
-          <w:sz w:val="24"/>
-          <w:szCs w:val="24"/>
-        </w:rPr>
-      </w:pPr>
-      <w:r>
-        <w:rPr>
-          <w:rFonts w:ascii="Times New Roman" w:hAnsi="Times New Roman" w:cs="Times New Roman"/>
-          <w:sz w:val="24"/>
-          <w:szCs w:val="24"/>
-        </w:rPr>
-        <w:t>If α &lt; 1, contrast decreases.</w:t>
       </w:r>
     </w:p>
     <w:p>
@@ -494,7 +296,6 @@
           <w:lang w:eastAsia="en-SG"/>
         </w:rPr>
       </w:pPr>
-      <w:proofErr w:type="gramStart"/>
       <w:r>
         <w:rPr>
           <w:rFonts w:ascii="Consolas" w:eastAsia="Times New Roman" w:hAnsi="Consolas" w:cs="Times New Roman"/>
@@ -505,7 +306,6 @@
         </w:rPr>
         <w:t>from</w:t>
       </w:r>
-      <w:proofErr w:type="gramEnd"/>
       <w:r>
         <w:rPr>
           <w:rFonts w:ascii="Consolas" w:eastAsia="Times New Roman" w:hAnsi="Consolas" w:cs="Times New Roman"/>
@@ -583,7 +383,6 @@
           <w:lang w:eastAsia="en-SG"/>
         </w:rPr>
       </w:pPr>
-      <w:proofErr w:type="gramStart"/>
       <w:r>
         <w:rPr>
           <w:rFonts w:ascii="Consolas" w:eastAsia="Times New Roman" w:hAnsi="Consolas" w:cs="Times New Roman"/>
@@ -594,7 +393,6 @@
         </w:rPr>
         <w:t>import</w:t>
       </w:r>
-      <w:proofErr w:type="gramEnd"/>
       <w:r>
         <w:rPr>
           <w:rFonts w:ascii="Consolas" w:eastAsia="Times New Roman" w:hAnsi="Consolas" w:cs="Times New Roman"/>
@@ -605,7 +403,6 @@
         </w:rPr>
         <w:t xml:space="preserve"> </w:t>
       </w:r>
-      <w:proofErr w:type="spellStart"/>
       <w:r>
         <w:rPr>
           <w:rFonts w:ascii="Consolas" w:eastAsia="Times New Roman" w:hAnsi="Consolas" w:cs="Times New Roman"/>
@@ -636,7 +433,6 @@
         </w:rPr>
         <w:t>pyplot</w:t>
       </w:r>
-      <w:proofErr w:type="spellEnd"/>
       <w:r>
         <w:rPr>
           <w:rFonts w:ascii="Consolas" w:eastAsia="Times New Roman" w:hAnsi="Consolas" w:cs="Times New Roman"/>
@@ -667,7 +463,6 @@
         </w:rPr>
         <w:t xml:space="preserve"> </w:t>
       </w:r>
-      <w:proofErr w:type="spellStart"/>
       <w:r>
         <w:rPr>
           <w:rFonts w:ascii="Consolas" w:eastAsia="Times New Roman" w:hAnsi="Consolas" w:cs="Times New Roman"/>
@@ -678,7 +473,6 @@
         </w:rPr>
         <w:t>plt</w:t>
       </w:r>
-      <w:proofErr w:type="spellEnd"/>
     </w:p>
     <w:p>
       <w:pPr>
@@ -696,7 +490,6 @@
           <w:lang w:eastAsia="en-SG"/>
         </w:rPr>
       </w:pPr>
-      <w:proofErr w:type="gramStart"/>
       <w:r>
         <w:rPr>
           <w:rFonts w:ascii="Consolas" w:eastAsia="Times New Roman" w:hAnsi="Consolas" w:cs="Times New Roman"/>
@@ -707,7 +500,6 @@
         </w:rPr>
         <w:t>import</w:t>
       </w:r>
-      <w:proofErr w:type="gramEnd"/>
       <w:r>
         <w:rPr>
           <w:rFonts w:ascii="Consolas" w:eastAsia="Times New Roman" w:hAnsi="Consolas" w:cs="Times New Roman"/>
@@ -718,7 +510,6 @@
         </w:rPr>
         <w:t xml:space="preserve"> </w:t>
       </w:r>
-      <w:proofErr w:type="spellStart"/>
       <w:r>
         <w:rPr>
           <w:rFonts w:ascii="Consolas" w:eastAsia="Times New Roman" w:hAnsi="Consolas" w:cs="Times New Roman"/>
@@ -729,7 +520,6 @@
         </w:rPr>
         <w:t>numpy</w:t>
       </w:r>
-      <w:proofErr w:type="spellEnd"/>
       <w:r>
         <w:rPr>
           <w:rFonts w:ascii="Consolas" w:eastAsia="Times New Roman" w:hAnsi="Consolas" w:cs="Times New Roman"/>
@@ -760,7 +550,6 @@
         </w:rPr>
         <w:t xml:space="preserve"> </w:t>
       </w:r>
-      <w:proofErr w:type="spellStart"/>
       <w:r>
         <w:rPr>
           <w:rFonts w:ascii="Consolas" w:eastAsia="Times New Roman" w:hAnsi="Consolas" w:cs="Times New Roman"/>
@@ -771,7 +560,6 @@
         </w:rPr>
         <w:t>np</w:t>
       </w:r>
-      <w:proofErr w:type="spellEnd"/>
     </w:p>
     <w:p>
       <w:pPr>
@@ -806,8 +594,6 @@
           <w:lang w:eastAsia="en-SG"/>
         </w:rPr>
       </w:pPr>
-      <w:proofErr w:type="spellStart"/>
-      <w:proofErr w:type="gramStart"/>
       <w:r>
         <w:rPr>
           <w:rFonts w:ascii="Consolas" w:eastAsia="Times New Roman" w:hAnsi="Consolas" w:cs="Times New Roman"/>
@@ -818,8 +604,6 @@
         </w:rPr>
         <w:t>img</w:t>
       </w:r>
-      <w:proofErr w:type="spellEnd"/>
-      <w:proofErr w:type="gramEnd"/>
       <w:r>
         <w:rPr>
           <w:rFonts w:ascii="Consolas" w:eastAsia="Times New Roman" w:hAnsi="Consolas" w:cs="Times New Roman"/>
@@ -830,7 +614,6 @@
         </w:rPr>
         <w:t xml:space="preserve"> = </w:t>
       </w:r>
-      <w:proofErr w:type="spellStart"/>
       <w:r>
         <w:rPr>
           <w:rFonts w:ascii="Consolas" w:eastAsia="Times New Roman" w:hAnsi="Consolas" w:cs="Times New Roman"/>
@@ -861,7 +644,6 @@
         </w:rPr>
         <w:t>open</w:t>
       </w:r>
-      <w:proofErr w:type="spellEnd"/>
       <w:r>
         <w:rPr>
           <w:rFonts w:ascii="Consolas" w:eastAsia="Times New Roman" w:hAnsi="Consolas" w:cs="Times New Roman"/>
@@ -909,7 +691,6 @@
           <w:lang w:eastAsia="en-SG"/>
         </w:rPr>
       </w:pPr>
-      <w:proofErr w:type="spellStart"/>
       <w:r>
         <w:rPr>
           <w:rFonts w:ascii="Consolas" w:eastAsia="Times New Roman" w:hAnsi="Consolas" w:cs="Times New Roman"/>
@@ -920,7 +701,6 @@
         </w:rPr>
         <w:t>img_array</w:t>
       </w:r>
-      <w:proofErr w:type="spellEnd"/>
       <w:r>
         <w:rPr>
           <w:rFonts w:ascii="Consolas" w:eastAsia="Times New Roman" w:hAnsi="Consolas" w:cs="Times New Roman"/>
@@ -931,8 +711,6 @@
         </w:rPr>
         <w:t xml:space="preserve"> = </w:t>
       </w:r>
-      <w:proofErr w:type="spellStart"/>
-      <w:proofErr w:type="gramStart"/>
       <w:r>
         <w:rPr>
           <w:rFonts w:ascii="Consolas" w:eastAsia="Times New Roman" w:hAnsi="Consolas" w:cs="Times New Roman"/>
@@ -963,7 +741,6 @@
         </w:rPr>
         <w:t>array</w:t>
       </w:r>
-      <w:proofErr w:type="spellEnd"/>
       <w:r>
         <w:rPr>
           <w:rFonts w:ascii="Consolas" w:eastAsia="Times New Roman" w:hAnsi="Consolas" w:cs="Times New Roman"/>
@@ -974,8 +751,6 @@
         </w:rPr>
         <w:t>(</w:t>
       </w:r>
-      <w:proofErr w:type="spellStart"/>
-      <w:proofErr w:type="gramEnd"/>
       <w:r>
         <w:rPr>
           <w:rFonts w:ascii="Consolas" w:eastAsia="Times New Roman" w:hAnsi="Consolas" w:cs="Times New Roman"/>
@@ -986,7 +761,6 @@
         </w:rPr>
         <w:t>img</w:t>
       </w:r>
-      <w:proofErr w:type="spellEnd"/>
       <w:r>
         <w:rPr>
           <w:rFonts w:ascii="Consolas" w:eastAsia="Times New Roman" w:hAnsi="Consolas" w:cs="Times New Roman"/>
@@ -1014,7 +788,6 @@
           <w:lang w:eastAsia="en-SG"/>
         </w:rPr>
       </w:pPr>
-      <w:proofErr w:type="gramStart"/>
       <w:r>
         <w:rPr>
           <w:rFonts w:ascii="Consolas" w:eastAsia="Times New Roman" w:hAnsi="Consolas" w:cs="Times New Roman"/>
@@ -1025,7 +798,6 @@
         </w:rPr>
         <w:t>alpha</w:t>
       </w:r>
-      <w:proofErr w:type="gramEnd"/>
       <w:r>
         <w:rPr>
           <w:rFonts w:ascii="Consolas" w:eastAsia="Times New Roman" w:hAnsi="Consolas" w:cs="Times New Roman"/>
@@ -1083,7 +855,6 @@
           <w:lang w:eastAsia="en-SG"/>
         </w:rPr>
       </w:pPr>
-      <w:proofErr w:type="gramStart"/>
       <w:r>
         <w:rPr>
           <w:rFonts w:ascii="Consolas" w:eastAsia="Times New Roman" w:hAnsi="Consolas" w:cs="Times New Roman"/>
@@ -1094,7 +865,6 @@
         </w:rPr>
         <w:t>beta</w:t>
       </w:r>
-      <w:proofErr w:type="gramEnd"/>
       <w:r>
         <w:rPr>
           <w:rFonts w:ascii="Consolas" w:eastAsia="Times New Roman" w:hAnsi="Consolas" w:cs="Times New Roman"/>
@@ -1152,7 +922,6 @@
           <w:lang w:eastAsia="en-SG"/>
         </w:rPr>
       </w:pPr>
-      <w:proofErr w:type="spellStart"/>
       <w:r>
         <w:rPr>
           <w:rFonts w:ascii="Consolas" w:eastAsia="Times New Roman" w:hAnsi="Consolas" w:cs="Times New Roman"/>
@@ -1163,7 +932,6 @@
         </w:rPr>
         <w:t>contrast_img</w:t>
       </w:r>
-      <w:proofErr w:type="spellEnd"/>
       <w:r>
         <w:rPr>
           <w:rFonts w:ascii="Consolas" w:eastAsia="Times New Roman" w:hAnsi="Consolas" w:cs="Times New Roman"/>
@@ -1174,8 +942,6 @@
         </w:rPr>
         <w:t xml:space="preserve"> = </w:t>
       </w:r>
-      <w:proofErr w:type="spellStart"/>
-      <w:proofErr w:type="gramStart"/>
       <w:r>
         <w:rPr>
           <w:rFonts w:ascii="Consolas" w:eastAsia="Times New Roman" w:hAnsi="Consolas" w:cs="Times New Roman"/>
@@ -1206,7 +972,6 @@
         </w:rPr>
         <w:t>clip</w:t>
       </w:r>
-      <w:proofErr w:type="spellEnd"/>
       <w:r>
         <w:rPr>
           <w:rFonts w:ascii="Consolas" w:eastAsia="Times New Roman" w:hAnsi="Consolas" w:cs="Times New Roman"/>
@@ -1217,7 +982,6 @@
         </w:rPr>
         <w:t>(</w:t>
       </w:r>
-      <w:proofErr w:type="gramEnd"/>
       <w:r>
         <w:rPr>
           <w:rFonts w:ascii="Consolas" w:eastAsia="Times New Roman" w:hAnsi="Consolas" w:cs="Times New Roman"/>
@@ -1238,7 +1002,6 @@
         </w:rPr>
         <w:t xml:space="preserve"> * </w:t>
       </w:r>
-      <w:proofErr w:type="spellStart"/>
       <w:r>
         <w:rPr>
           <w:rFonts w:ascii="Consolas" w:eastAsia="Times New Roman" w:hAnsi="Consolas" w:cs="Times New Roman"/>
@@ -1249,7 +1012,6 @@
         </w:rPr>
         <w:t>img_array</w:t>
       </w:r>
-      <w:proofErr w:type="spellEnd"/>
       <w:r>
         <w:rPr>
           <w:rFonts w:ascii="Consolas" w:eastAsia="Times New Roman" w:hAnsi="Consolas" w:cs="Times New Roman"/>
@@ -1357,7 +1119,6 @@
           <w:lang w:eastAsia="en-SG"/>
         </w:rPr>
       </w:pPr>
-      <w:proofErr w:type="spellStart"/>
       <w:r>
         <w:rPr>
           <w:rFonts w:ascii="Consolas" w:eastAsia="Times New Roman" w:hAnsi="Consolas" w:cs="Times New Roman"/>
@@ -1368,7 +1129,6 @@
         </w:rPr>
         <w:t>contrast_img</w:t>
       </w:r>
-      <w:proofErr w:type="spellEnd"/>
       <w:r>
         <w:rPr>
           <w:rFonts w:ascii="Consolas" w:eastAsia="Times New Roman" w:hAnsi="Consolas" w:cs="Times New Roman"/>
@@ -1379,7 +1139,6 @@
         </w:rPr>
         <w:t xml:space="preserve"> = </w:t>
       </w:r>
-      <w:proofErr w:type="spellStart"/>
       <w:r>
         <w:rPr>
           <w:rFonts w:ascii="Consolas" w:eastAsia="Times New Roman" w:hAnsi="Consolas" w:cs="Times New Roman"/>
@@ -1388,18 +1147,7 @@
           <w:szCs w:val="21"/>
           <w:lang w:eastAsia="en-SG"/>
         </w:rPr>
-        <w:t>contrast_</w:t>
-      </w:r>
-      <w:proofErr w:type="gramStart"/>
-      <w:r>
-        <w:rPr>
-          <w:rFonts w:ascii="Consolas" w:eastAsia="Times New Roman" w:hAnsi="Consolas" w:cs="Times New Roman"/>
-          <w:color w:val="001080"/>
-          <w:sz w:val="21"/>
-          <w:szCs w:val="21"/>
-          <w:lang w:eastAsia="en-SG"/>
-        </w:rPr>
-        <w:t>img</w:t>
+        <w:t>contrast_img</w:t>
       </w:r>
       <w:r>
         <w:rPr>
@@ -1421,7 +1169,6 @@
         </w:rPr>
         <w:t>astype</w:t>
       </w:r>
-      <w:proofErr w:type="spellEnd"/>
       <w:r>
         <w:rPr>
           <w:rFonts w:ascii="Consolas" w:eastAsia="Times New Roman" w:hAnsi="Consolas" w:cs="Times New Roman"/>
@@ -1432,7 +1179,6 @@
         </w:rPr>
         <w:t>(</w:t>
       </w:r>
-      <w:proofErr w:type="gramEnd"/>
       <w:r>
         <w:rPr>
           <w:rFonts w:ascii="Consolas" w:eastAsia="Times New Roman" w:hAnsi="Consolas" w:cs="Times New Roman"/>
@@ -1490,8 +1236,6 @@
           <w:lang w:eastAsia="en-SG"/>
         </w:rPr>
       </w:pPr>
-      <w:proofErr w:type="spellStart"/>
-      <w:proofErr w:type="gramStart"/>
       <w:r>
         <w:rPr>
           <w:rFonts w:ascii="Consolas" w:eastAsia="Times New Roman" w:hAnsi="Consolas" w:cs="Times New Roman"/>
@@ -1522,7 +1266,6 @@
         </w:rPr>
         <w:t>figure</w:t>
       </w:r>
-      <w:proofErr w:type="spellEnd"/>
       <w:r>
         <w:rPr>
           <w:rFonts w:ascii="Consolas" w:eastAsia="Times New Roman" w:hAnsi="Consolas" w:cs="Times New Roman"/>
@@ -1533,8 +1276,6 @@
         </w:rPr>
         <w:t>(</w:t>
       </w:r>
-      <w:proofErr w:type="spellStart"/>
-      <w:proofErr w:type="gramEnd"/>
       <w:r>
         <w:rPr>
           <w:rFonts w:ascii="Consolas" w:eastAsia="Times New Roman" w:hAnsi="Consolas" w:cs="Times New Roman"/>
@@ -1545,7 +1286,6 @@
         </w:rPr>
         <w:t>figsize</w:t>
       </w:r>
-      <w:proofErr w:type="spellEnd"/>
       <w:r>
         <w:rPr>
           <w:rFonts w:ascii="Consolas" w:eastAsia="Times New Roman" w:hAnsi="Consolas" w:cs="Times New Roman"/>
@@ -1630,8 +1370,6 @@
           <w:lang w:eastAsia="en-SG"/>
         </w:rPr>
       </w:pPr>
-      <w:proofErr w:type="spellStart"/>
-      <w:proofErr w:type="gramStart"/>
       <w:r>
         <w:rPr>
           <w:rFonts w:ascii="Consolas" w:eastAsia="Times New Roman" w:hAnsi="Consolas" w:cs="Times New Roman"/>
@@ -1662,7 +1400,6 @@
         </w:rPr>
         <w:t>subplot</w:t>
       </w:r>
-      <w:proofErr w:type="spellEnd"/>
       <w:r>
         <w:rPr>
           <w:rFonts w:ascii="Consolas" w:eastAsia="Times New Roman" w:hAnsi="Consolas" w:cs="Times New Roman"/>
@@ -1673,7 +1410,6 @@
         </w:rPr>
         <w:t>(</w:t>
       </w:r>
-      <w:proofErr w:type="gramEnd"/>
       <w:r>
         <w:rPr>
           <w:rFonts w:ascii="Consolas" w:eastAsia="Times New Roman" w:hAnsi="Consolas" w:cs="Times New Roman"/>
@@ -1751,8 +1487,6 @@
           <w:lang w:eastAsia="en-SG"/>
         </w:rPr>
       </w:pPr>
-      <w:proofErr w:type="spellStart"/>
-      <w:proofErr w:type="gramStart"/>
       <w:r>
         <w:rPr>
           <w:rFonts w:ascii="Consolas" w:eastAsia="Times New Roman" w:hAnsi="Consolas" w:cs="Times New Roman"/>
@@ -1783,7 +1517,6 @@
         </w:rPr>
         <w:t>imshow</w:t>
       </w:r>
-      <w:proofErr w:type="spellEnd"/>
       <w:r>
         <w:rPr>
           <w:rFonts w:ascii="Consolas" w:eastAsia="Times New Roman" w:hAnsi="Consolas" w:cs="Times New Roman"/>
@@ -1794,8 +1527,6 @@
         </w:rPr>
         <w:t>(</w:t>
       </w:r>
-      <w:proofErr w:type="spellStart"/>
-      <w:proofErr w:type="gramEnd"/>
       <w:r>
         <w:rPr>
           <w:rFonts w:ascii="Consolas" w:eastAsia="Times New Roman" w:hAnsi="Consolas" w:cs="Times New Roman"/>
@@ -1806,7 +1537,6 @@
         </w:rPr>
         <w:t>img</w:t>
       </w:r>
-      <w:proofErr w:type="spellEnd"/>
       <w:r>
         <w:rPr>
           <w:rFonts w:ascii="Consolas" w:eastAsia="Times New Roman" w:hAnsi="Consolas" w:cs="Times New Roman"/>
@@ -1834,8 +1564,6 @@
           <w:lang w:eastAsia="en-SG"/>
         </w:rPr>
       </w:pPr>
-      <w:proofErr w:type="spellStart"/>
-      <w:proofErr w:type="gramStart"/>
       <w:r>
         <w:rPr>
           <w:rFonts w:ascii="Consolas" w:eastAsia="Times New Roman" w:hAnsi="Consolas" w:cs="Times New Roman"/>
@@ -1866,7 +1594,6 @@
         </w:rPr>
         <w:t>title</w:t>
       </w:r>
-      <w:proofErr w:type="spellEnd"/>
       <w:r>
         <w:rPr>
           <w:rFonts w:ascii="Consolas" w:eastAsia="Times New Roman" w:hAnsi="Consolas" w:cs="Times New Roman"/>
@@ -1877,7 +1604,6 @@
         </w:rPr>
         <w:t>(</w:t>
       </w:r>
-      <w:proofErr w:type="gramEnd"/>
       <w:r>
         <w:rPr>
           <w:rFonts w:ascii="Consolas" w:eastAsia="Times New Roman" w:hAnsi="Consolas" w:cs="Times New Roman"/>
@@ -1915,8 +1641,6 @@
           <w:lang w:eastAsia="en-SG"/>
         </w:rPr>
       </w:pPr>
-      <w:proofErr w:type="spellStart"/>
-      <w:proofErr w:type="gramStart"/>
       <w:r>
         <w:rPr>
           <w:rFonts w:ascii="Consolas" w:eastAsia="Times New Roman" w:hAnsi="Consolas" w:cs="Times New Roman"/>
@@ -1925,7 +1649,6 @@
           <w:szCs w:val="21"/>
           <w:lang w:eastAsia="en-SG"/>
         </w:rPr>
-        <w:lastRenderedPageBreak/>
         <w:t>plt</w:t>
       </w:r>
       <w:r>
@@ -1948,7 +1671,6 @@
         </w:rPr>
         <w:t>subplot</w:t>
       </w:r>
-      <w:proofErr w:type="spellEnd"/>
       <w:r>
         <w:rPr>
           <w:rFonts w:ascii="Consolas" w:eastAsia="Times New Roman" w:hAnsi="Consolas" w:cs="Times New Roman"/>
@@ -1959,7 +1681,6 @@
         </w:rPr>
         <w:t>(</w:t>
       </w:r>
-      <w:proofErr w:type="gramEnd"/>
       <w:r>
         <w:rPr>
           <w:rFonts w:ascii="Consolas" w:eastAsia="Times New Roman" w:hAnsi="Consolas" w:cs="Times New Roman"/>
@@ -2037,8 +1758,6 @@
           <w:lang w:eastAsia="en-SG"/>
         </w:rPr>
       </w:pPr>
-      <w:proofErr w:type="spellStart"/>
-      <w:proofErr w:type="gramStart"/>
       <w:r>
         <w:rPr>
           <w:rFonts w:ascii="Consolas" w:eastAsia="Times New Roman" w:hAnsi="Consolas" w:cs="Times New Roman"/>
@@ -2069,7 +1788,6 @@
         </w:rPr>
         <w:t>imshow</w:t>
       </w:r>
-      <w:proofErr w:type="spellEnd"/>
       <w:r>
         <w:rPr>
           <w:rFonts w:ascii="Consolas" w:eastAsia="Times New Roman" w:hAnsi="Consolas" w:cs="Times New Roman"/>
@@ -2080,8 +1798,6 @@
         </w:rPr>
         <w:t>(</w:t>
       </w:r>
-      <w:proofErr w:type="spellStart"/>
-      <w:proofErr w:type="gramEnd"/>
       <w:r>
         <w:rPr>
           <w:rFonts w:ascii="Consolas" w:eastAsia="Times New Roman" w:hAnsi="Consolas" w:cs="Times New Roman"/>
@@ -2092,7 +1808,6 @@
         </w:rPr>
         <w:t>contrast_img</w:t>
       </w:r>
-      <w:proofErr w:type="spellEnd"/>
       <w:r>
         <w:rPr>
           <w:rFonts w:ascii="Consolas" w:eastAsia="Times New Roman" w:hAnsi="Consolas" w:cs="Times New Roman"/>
@@ -2120,8 +1835,6 @@
           <w:lang w:eastAsia="en-SG"/>
         </w:rPr>
       </w:pPr>
-      <w:proofErr w:type="spellStart"/>
-      <w:proofErr w:type="gramStart"/>
       <w:r>
         <w:rPr>
           <w:rFonts w:ascii="Consolas" w:eastAsia="Times New Roman" w:hAnsi="Consolas" w:cs="Times New Roman"/>
@@ -2152,7 +1865,6 @@
         </w:rPr>
         <w:t>title</w:t>
       </w:r>
-      <w:proofErr w:type="spellEnd"/>
       <w:r>
         <w:rPr>
           <w:rFonts w:ascii="Consolas" w:eastAsia="Times New Roman" w:hAnsi="Consolas" w:cs="Times New Roman"/>
@@ -2163,7 +1875,6 @@
         </w:rPr>
         <w:t>(</w:t>
       </w:r>
-      <w:proofErr w:type="gramEnd"/>
       <w:r>
         <w:rPr>
           <w:rFonts w:ascii="Consolas" w:eastAsia="Times New Roman" w:hAnsi="Consolas" w:cs="Times New Roman"/>
@@ -2218,7 +1929,6 @@
           <w:lang w:eastAsia="en-SG"/>
         </w:rPr>
       </w:pPr>
-      <w:proofErr w:type="gramStart"/>
       <w:r>
         <w:rPr>
           <w:rFonts w:ascii="Consolas" w:eastAsia="Times New Roman" w:hAnsi="Consolas" w:cs="Times New Roman"/>
@@ -2239,7 +1949,6 @@
         </w:rPr>
         <w:t>(</w:t>
       </w:r>
-      <w:proofErr w:type="gramEnd"/>
       <w:r>
         <w:rPr>
           <w:rFonts w:ascii="Consolas" w:eastAsia="Times New Roman" w:hAnsi="Consolas" w:cs="Times New Roman"/>
@@ -2297,7 +2006,6 @@
           <w:lang w:eastAsia="en-SG"/>
         </w:rPr>
       </w:pPr>
-      <w:proofErr w:type="gramStart"/>
       <w:r>
         <w:rPr>
           <w:rFonts w:ascii="Consolas" w:eastAsia="Times New Roman" w:hAnsi="Consolas" w:cs="Times New Roman"/>
@@ -2318,8 +2026,6 @@
         </w:rPr>
         <w:t>(</w:t>
       </w:r>
-      <w:proofErr w:type="spellStart"/>
-      <w:proofErr w:type="gramEnd"/>
       <w:r>
         <w:rPr>
           <w:rFonts w:ascii="Consolas" w:eastAsia="Times New Roman" w:hAnsi="Consolas" w:cs="Times New Roman"/>
@@ -2330,7 +2036,6 @@
         </w:rPr>
         <w:t>contrast_img</w:t>
       </w:r>
-      <w:proofErr w:type="spellEnd"/>
       <w:r>
         <w:rPr>
           <w:rFonts w:ascii="Consolas" w:eastAsia="Times New Roman" w:hAnsi="Consolas" w:cs="Times New Roman"/>
@@ -2358,8 +2063,6 @@
           <w:lang w:eastAsia="en-SG"/>
         </w:rPr>
       </w:pPr>
-      <w:proofErr w:type="spellStart"/>
-      <w:proofErr w:type="gramStart"/>
       <w:r>
         <w:rPr>
           <w:rFonts w:ascii="Consolas" w:eastAsia="Times New Roman" w:hAnsi="Consolas" w:cs="Times New Roman"/>
@@ -2390,7 +2093,6 @@
         </w:rPr>
         <w:t>show</w:t>
       </w:r>
-      <w:proofErr w:type="spellEnd"/>
       <w:r>
         <w:rPr>
           <w:rFonts w:ascii="Consolas" w:eastAsia="Times New Roman" w:hAnsi="Consolas" w:cs="Times New Roman"/>
@@ -2401,7 +2103,6 @@
         </w:rPr>
         <w:t>()</w:t>
       </w:r>
-      <w:proofErr w:type="gramEnd"/>
     </w:p>
     <w:p>
       <w:pPr>
@@ -2445,11 +2146,13 @@
           <w:sz w:val="24"/>
           <w:szCs w:val="24"/>
         </w:rPr>
+        <w:lastRenderedPageBreak/>
         <w:t xml:space="preserve"> </w:t>
       </w:r>
       <w:r>
         <w:rPr>
           <w:rFonts w:ascii="Times New Roman" w:hAnsi="Times New Roman" w:cs="Times New Roman"/>
+          <w:noProof/>
           <w:sz w:val="24"/>
           <w:szCs w:val="24"/>
         </w:rPr>
@@ -2458,6 +2161,73 @@
             <wp:extent cx="1644327" cy="3053751"/>
             <wp:effectExtent l="0" t="0" r="0" b="0"/>
             <wp:docPr id="1" name="Picture 1"/>
+            <wp:cNvGraphicFramePr>
+              <a:graphicFrameLocks xmlns:a="http://schemas.openxmlformats.org/drawingml/2006/main" noChangeAspect="1"/>
+            </wp:cNvGraphicFramePr>
+            <a:graphic xmlns:a="http://schemas.openxmlformats.org/drawingml/2006/main">
+              <a:graphicData uri="http://schemas.openxmlformats.org/drawingml/2006/picture">
+                <pic:pic xmlns:pic="http://schemas.openxmlformats.org/drawingml/2006/picture">
+                  <pic:nvPicPr>
+                    <pic:cNvPr id="0" name=""/>
+                    <pic:cNvPicPr/>
+                  </pic:nvPicPr>
+                  <pic:blipFill>
+                    <a:blip r:embed="rId5"/>
+                    <a:stretch>
+                      <a:fillRect/>
+                    </a:stretch>
+                  </pic:blipFill>
+                  <pic:spPr>
+                    <a:xfrm>
+                      <a:off x="0" y="0"/>
+                      <a:ext cx="1647639" cy="3059902"/>
+                    </a:xfrm>
+                    <a:prstGeom prst="rect">
+                      <a:avLst/>
+                    </a:prstGeom>
+                  </pic:spPr>
+                </pic:pic>
+              </a:graphicData>
+            </a:graphic>
+          </wp:inline>
+        </w:drawing>
+      </w:r>
+      <w:r>
+        <w:rPr>
+          <w:rFonts w:ascii="Times New Roman" w:hAnsi="Times New Roman" w:cs="Times New Roman"/>
+          <w:sz w:val="24"/>
+          <w:szCs w:val="24"/>
+        </w:rPr>
+        <w:tab/>
+      </w:r>
+      <w:r>
+        <w:rPr>
+          <w:rFonts w:ascii="Times New Roman" w:hAnsi="Times New Roman" w:cs="Times New Roman"/>
+          <w:sz w:val="24"/>
+          <w:szCs w:val="24"/>
+        </w:rPr>
+        <w:tab/>
+      </w:r>
+      <w:r>
+        <w:rPr>
+          <w:rFonts w:ascii="Times New Roman" w:hAnsi="Times New Roman" w:cs="Times New Roman"/>
+          <w:sz w:val="24"/>
+          <w:szCs w:val="24"/>
+        </w:rPr>
+        <w:tab/>
+      </w:r>
+      <w:r>
+        <w:rPr>
+          <w:rFonts w:ascii="Times New Roman" w:hAnsi="Times New Roman" w:cs="Times New Roman"/>
+          <w:noProof/>
+          <w:sz w:val="24"/>
+          <w:szCs w:val="24"/>
+        </w:rPr>
+        <w:drawing>
+          <wp:inline distT="0" distB="0" distL="0" distR="0" wp14:anchorId="45A08E87" wp14:editId="079FD44A">
+            <wp:extent cx="1806497" cy="2932981"/>
+            <wp:effectExtent l="0" t="0" r="3810" b="1270"/>
+            <wp:docPr id="5" name="Picture 5"/>
             <wp:cNvGraphicFramePr>
               <a:graphicFrameLocks xmlns:a="http://schemas.openxmlformats.org/drawingml/2006/main" noChangeAspect="1"/>
             </wp:cNvGraphicFramePr>
@@ -2477,7 +2247,7 @@
                   <pic:spPr>
                     <a:xfrm>
                       <a:off x="0" y="0"/>
-                      <a:ext cx="1647639" cy="3059902"/>
+                      <a:ext cx="1806976" cy="2933759"/>
                     </a:xfrm>
                     <a:prstGeom prst="rect">
                       <a:avLst/>
@@ -2489,41 +2259,28 @@
           </wp:inline>
         </w:drawing>
       </w:r>
-      <w:r>
-        <w:rPr>
-          <w:rFonts w:ascii="Times New Roman" w:hAnsi="Times New Roman" w:cs="Times New Roman"/>
-          <w:sz w:val="24"/>
-          <w:szCs w:val="24"/>
-        </w:rPr>
-        <w:tab/>
-      </w:r>
-      <w:r>
-        <w:rPr>
-          <w:rFonts w:ascii="Times New Roman" w:hAnsi="Times New Roman" w:cs="Times New Roman"/>
-          <w:sz w:val="24"/>
-          <w:szCs w:val="24"/>
-        </w:rPr>
-        <w:tab/>
-      </w:r>
-      <w:r>
-        <w:rPr>
-          <w:rFonts w:ascii="Times New Roman" w:hAnsi="Times New Roman" w:cs="Times New Roman"/>
-          <w:sz w:val="24"/>
-          <w:szCs w:val="24"/>
-        </w:rPr>
-        <w:tab/>
-      </w:r>
-      <w:r>
-        <w:rPr>
-          <w:rFonts w:ascii="Times New Roman" w:hAnsi="Times New Roman" w:cs="Times New Roman"/>
+    </w:p>
+    <w:p>
+      <w:pPr>
+        <w:jc w:val="both"/>
+        <w:rPr>
+          <w:rFonts w:ascii="Times New Roman" w:hAnsi="Times New Roman" w:cs="Times New Roman"/>
+          <w:sz w:val="24"/>
+          <w:szCs w:val="24"/>
+        </w:rPr>
+      </w:pPr>
+      <w:r>
+        <w:rPr>
+          <w:rFonts w:ascii="Times New Roman" w:hAnsi="Times New Roman" w:cs="Times New Roman"/>
+          <w:noProof/>
           <w:sz w:val="24"/>
           <w:szCs w:val="24"/>
         </w:rPr>
         <w:drawing>
-          <wp:inline distT="0" distB="0" distL="0" distR="0" wp14:anchorId="45A08E87" wp14:editId="079FD44A">
-            <wp:extent cx="1806497" cy="2932981"/>
-            <wp:effectExtent l="0" t="0" r="3810" b="1270"/>
-            <wp:docPr id="5" name="Picture 5"/>
+          <wp:inline distT="0" distB="0" distL="0" distR="0" wp14:anchorId="2EE4583A" wp14:editId="2E564925">
+            <wp:extent cx="5274310" cy="2688997"/>
+            <wp:effectExtent l="0" t="0" r="2540" b="0"/>
+            <wp:docPr id="2" name="Picture 2"/>
             <wp:cNvGraphicFramePr>
               <a:graphicFrameLocks xmlns:a="http://schemas.openxmlformats.org/drawingml/2006/main" noChangeAspect="1"/>
             </wp:cNvGraphicFramePr>
@@ -2543,58 +2300,6 @@
                   <pic:spPr>
                     <a:xfrm>
                       <a:off x="0" y="0"/>
-                      <a:ext cx="1806976" cy="2933759"/>
-                    </a:xfrm>
-                    <a:prstGeom prst="rect">
-                      <a:avLst/>
-                    </a:prstGeom>
-                  </pic:spPr>
-                </pic:pic>
-              </a:graphicData>
-            </a:graphic>
-          </wp:inline>
-        </w:drawing>
-      </w:r>
-    </w:p>
-    <w:p>
-      <w:pPr>
-        <w:jc w:val="both"/>
-        <w:rPr>
-          <w:rFonts w:ascii="Times New Roman" w:hAnsi="Times New Roman" w:cs="Times New Roman"/>
-          <w:sz w:val="24"/>
-          <w:szCs w:val="24"/>
-        </w:rPr>
-      </w:pPr>
-      <w:r>
-        <w:rPr>
-          <w:rFonts w:ascii="Times New Roman" w:hAnsi="Times New Roman" w:cs="Times New Roman"/>
-          <w:sz w:val="24"/>
-          <w:szCs w:val="24"/>
-        </w:rPr>
-        <w:drawing>
-          <wp:inline distT="0" distB="0" distL="0" distR="0" wp14:anchorId="2EE4583A" wp14:editId="2E564925">
-            <wp:extent cx="5274310" cy="2688997"/>
-            <wp:effectExtent l="0" t="0" r="2540" b="0"/>
-            <wp:docPr id="2" name="Picture 2"/>
-            <wp:cNvGraphicFramePr>
-              <a:graphicFrameLocks xmlns:a="http://schemas.openxmlformats.org/drawingml/2006/main" noChangeAspect="1"/>
-            </wp:cNvGraphicFramePr>
-            <a:graphic xmlns:a="http://schemas.openxmlformats.org/drawingml/2006/main">
-              <a:graphicData uri="http://schemas.openxmlformats.org/drawingml/2006/picture">
-                <pic:pic xmlns:pic="http://schemas.openxmlformats.org/drawingml/2006/picture">
-                  <pic:nvPicPr>
-                    <pic:cNvPr id="0" name=""/>
-                    <pic:cNvPicPr/>
-                  </pic:nvPicPr>
-                  <pic:blipFill>
-                    <a:blip r:embed="rId8"/>
-                    <a:stretch>
-                      <a:fillRect/>
-                    </a:stretch>
-                  </pic:blipFill>
-                  <pic:spPr>
-                    <a:xfrm>
-                      <a:off x="0" y="0"/>
                       <a:ext cx="5274310" cy="2688997"/>
                     </a:xfrm>
                     <a:prstGeom prst="rect">
@@ -2647,19 +2352,36 @@
       <w:r>
         <w:rPr>
           <w:rFonts w:ascii="Times New Roman" w:hAnsi="Times New Roman" w:cs="Times New Roman"/>
-          <w:sz w:val="24"/>
-          <w:szCs w:val="24"/>
-        </w:rPr>
-        <w:lastRenderedPageBreak/>
-        <w:t>The output matrix showed that the pixel intensity values were modified according to th</w:t>
-      </w:r>
-      <w:r>
-        <w:rPr>
-          <w:rFonts w:ascii="Times New Roman" w:hAnsi="Times New Roman" w:cs="Times New Roman"/>
-          <w:sz w:val="24"/>
-          <w:szCs w:val="24"/>
-        </w:rPr>
-        <w:t>e contrast enhancement formula.</w:t>
+          <w:b/>
+          <w:sz w:val="24"/>
+          <w:szCs w:val="24"/>
+        </w:rPr>
+        <w:t>Analysis:</w:t>
+      </w:r>
+      <w:r>
+        <w:rPr>
+          <w:rFonts w:ascii="Times New Roman" w:hAnsi="Times New Roman" w:cs="Times New Roman"/>
+          <w:b/>
+          <w:sz w:val="24"/>
+          <w:szCs w:val="24"/>
+        </w:rPr>
+        <w:t xml:space="preserve"> </w:t>
+      </w:r>
+      <w:r>
+        <w:rPr>
+          <w:rFonts w:ascii="Times New Roman" w:hAnsi="Times New Roman" w:cs="Times New Roman"/>
+          <w:sz w:val="24"/>
+          <w:szCs w:val="24"/>
+        </w:rPr>
+        <w:t>Contrast enhancement is an important technique in digital image processing. It improves image quality and helps reveal hidden details. Increasing contrast makes objects more distinguishable, especially in low-quality or poorly illuminated images</w:t>
+      </w:r>
+      <w:r>
+        <w:rPr>
+          <w:rFonts w:ascii="Times New Roman" w:hAnsi="Times New Roman" w:cs="Times New Roman"/>
+          <w:sz w:val="24"/>
+          <w:szCs w:val="24"/>
+        </w:rPr>
+        <w:t>.</w:t>
       </w:r>
     </w:p>
     <w:p>
@@ -2678,85 +2400,6 @@
           <w:sz w:val="24"/>
           <w:szCs w:val="24"/>
         </w:rPr>
-        <w:t>Analysis</w:t>
-      </w:r>
-      <w:r>
-        <w:rPr>
-          <w:rFonts w:ascii="Times New Roman" w:hAnsi="Times New Roman" w:cs="Times New Roman"/>
-          <w:b/>
-          <w:sz w:val="24"/>
-          <w:szCs w:val="24"/>
-        </w:rPr>
-        <w:t>:</w:t>
-      </w:r>
-      <w:r>
-        <w:rPr>
-          <w:rFonts w:ascii="Times New Roman" w:hAnsi="Times New Roman" w:cs="Times New Roman"/>
-          <w:b/>
-          <w:sz w:val="24"/>
-          <w:szCs w:val="24"/>
-        </w:rPr>
-        <w:t xml:space="preserve"> </w:t>
-      </w:r>
-      <w:r>
-        <w:rPr>
-          <w:rFonts w:ascii="Times New Roman" w:hAnsi="Times New Roman" w:cs="Times New Roman"/>
-          <w:sz w:val="24"/>
-          <w:szCs w:val="24"/>
-        </w:rPr>
-        <w:t>Contrast enhancement is an important technique in digital image processing. It improves image quality and helps reveal hidden details. Increasing contrast makes objects more distinguishable, especially in low-quality or poorly illuminated images</w:t>
-      </w:r>
-      <w:r>
-        <w:rPr>
-          <w:rFonts w:ascii="Times New Roman" w:hAnsi="Times New Roman" w:cs="Times New Roman"/>
-          <w:sz w:val="24"/>
-          <w:szCs w:val="24"/>
-        </w:rPr>
-        <w:t>.</w:t>
-      </w:r>
-    </w:p>
-    <w:p>
-      <w:pPr>
-        <w:jc w:val="both"/>
-        <w:rPr>
-          <w:rFonts w:ascii="Times New Roman" w:hAnsi="Times New Roman" w:cs="Times New Roman"/>
-          <w:sz w:val="24"/>
-          <w:szCs w:val="24"/>
-        </w:rPr>
-      </w:pPr>
-      <w:r>
-        <w:rPr>
-          <w:rFonts w:ascii="Times New Roman" w:hAnsi="Times New Roman" w:cs="Times New Roman"/>
-          <w:sz w:val="24"/>
-          <w:szCs w:val="24"/>
-        </w:rPr>
-        <w:t>However, excessive contrast enhancement may produce unrealistic images or cause loss of detail in ex</w:t>
-      </w:r>
-      <w:r>
-        <w:rPr>
-          <w:rFonts w:ascii="Times New Roman" w:hAnsi="Times New Roman" w:cs="Times New Roman"/>
-          <w:sz w:val="24"/>
-          <w:szCs w:val="24"/>
-        </w:rPr>
-        <w:t>tremely bright or dark regions.</w:t>
-      </w:r>
-    </w:p>
-    <w:p>
-      <w:pPr>
-        <w:jc w:val="both"/>
-        <w:rPr>
-          <w:rFonts w:ascii="Times New Roman" w:hAnsi="Times New Roman" w:cs="Times New Roman"/>
-          <w:sz w:val="24"/>
-          <w:szCs w:val="24"/>
-        </w:rPr>
-      </w:pPr>
-      <w:r>
-        <w:rPr>
-          <w:rFonts w:ascii="Times New Roman" w:hAnsi="Times New Roman" w:cs="Times New Roman"/>
-          <w:b/>
-          <w:sz w:val="24"/>
-          <w:szCs w:val="24"/>
-        </w:rPr>
         <w:t>Opinion</w:t>
       </w:r>
       <w:r>
@@ -2767,8 +2410,6 @@
         </w:rPr>
         <w:t xml:space="preserve">: </w:t>
       </w:r>
-      <w:bookmarkStart w:id="0" w:name="_GoBack"/>
-      <w:bookmarkEnd w:id="0"/>
       <w:r>
         <w:rPr>
           <w:rFonts w:ascii="Times New Roman" w:hAnsi="Times New Roman" w:cs="Times New Roman"/>
@@ -2789,8 +2430,8 @@
 </file>
 
 <file path=word/numbering.xml><?xml version="1.0" encoding="utf-8"?>
-<w:numbering xmlns:wpc="http://schemas.microsoft.com/office/word/2010/wordprocessingCanvas" xmlns:mc="http://schemas.openxmlformats.org/markup-compatibility/2006" xmlns:o="urn:schemas-microsoft-com:office:office" xmlns:r="http://schemas.openxmlformats.org/officeDocument/2006/relationships" xmlns:m="http://schemas.openxmlformats.org/officeDocument/2006/math" xmlns:v="urn:schemas-microsoft-com:vml" xmlns:wp14="http://schemas.microsoft.com/office/word/2010/wordprocessingDrawing" xmlns:wp="http://schemas.openxmlformats.org/drawingml/2006/wordprocessingDrawing" xmlns:w10="urn:schemas-microsoft-com:office:word" xmlns:w="http://schemas.openxmlformats.org/wordprocessingml/2006/main" xmlns:w14="http://schemas.microsoft.com/office/word/2010/wordml" xmlns:wpg="http://schemas.microsoft.com/office/word/2010/wordprocessingGroup" xmlns:wpi="http://schemas.microsoft.com/office/word/2010/wordprocessingInk" xmlns:wne="http://schemas.microsoft.com/office/word/2006/wordml" xmlns:wps="http://schemas.microsoft.com/office/word/2010/wordprocessingShape" mc:Ignorable="w14 wp14">
-  <w:abstractNum w:abstractNumId="0">
+<w:numbering xmlns:wpc="http://schemas.microsoft.com/office/word/2010/wordprocessingCanvas" xmlns:cx="http://schemas.microsoft.com/office/drawing/2014/chartex" xmlns:cx1="http://schemas.microsoft.com/office/drawing/2015/9/8/chartex" xmlns:cx2="http://schemas.microsoft.com/office/drawing/2015/10/21/chartex" xmlns:cx3="http://schemas.microsoft.com/office/drawing/2016/5/9/chartex" xmlns:cx4="http://schemas.microsoft.com/office/drawing/2016/5/10/chartex" xmlns:cx5="http://schemas.microsoft.com/office/drawing/2016/5/11/chartex" xmlns:cx6="http://schemas.microsoft.com/office/drawing/2016/5/12/chartex" xmlns:cx7="http://schemas.microsoft.com/office/drawing/2016/5/13/chartex" xmlns:cx8="http://schemas.microsoft.com/office/drawing/2016/5/14/chartex" xmlns:mc="http://schemas.openxmlformats.org/markup-compatibility/2006" xmlns:aink="http://schemas.microsoft.com/office/drawing/2016/ink" xmlns:am3d="http://schemas.microsoft.com/office/drawing/2017/model3d" xmlns:o="urn:schemas-microsoft-com:office:office" xmlns:oel="http://schemas.microsoft.com/office/2019/extlst" xmlns:r="http://schemas.openxmlformats.org/officeDocument/2006/relationships" xmlns:m="http://schemas.openxmlformats.org/officeDocument/2006/math" xmlns:v="urn:schemas-microsoft-com:vml" xmlns:wp14="http://schemas.microsoft.com/office/word/2010/wordprocessingDrawing" xmlns:wp="http://schemas.openxmlformats.org/drawingml/2006/wordprocessingDrawing" xmlns:w10="urn:schemas-microsoft-com:office:word" xmlns:w="http://schemas.openxmlformats.org/wordprocessingml/2006/main" xmlns:w14="http://schemas.microsoft.com/office/word/2010/wordml" xmlns:w15="http://schemas.microsoft.com/office/word/2012/wordml" xmlns:w16cex="http://schemas.microsoft.com/office/word/2018/wordml/cex" xmlns:w16cid="http://schemas.microsoft.com/office/word/2016/wordml/cid" xmlns:w16="http://schemas.microsoft.com/office/word/2018/wordml" xmlns:w16du="http://schemas.microsoft.com/office/word/2023/wordml/word16du" xmlns:w16sdtdh="http://schemas.microsoft.com/office/word/2020/wordml/sdtdatahash" xmlns:w16sdtfl="http://schemas.microsoft.com/office/word/2024/wordml/sdtformatlock" xmlns:w16se="http://schemas.microsoft.com/office/word/2015/wordml/symex" xmlns:wpg="http://schemas.microsoft.com/office/word/2010/wordprocessingGroup" xmlns:wpi="http://schemas.microsoft.com/office/word/2010/wordprocessingInk" xmlns:wne="http://schemas.microsoft.com/office/word/2006/wordml" xmlns:wps="http://schemas.microsoft.com/office/word/2010/wordprocessingShape" mc:Ignorable="w14 w15 w16se w16cid w16 w16cex w16sdtdh w16sdtfl w16du wp14">
+  <w:abstractNum w:abstractNumId="0" w15:restartNumberingAfterBreak="0">
     <w:nsid w:val="014D204B"/>
     <w:multiLevelType w:val="hybridMultilevel"/>
     <w:tmpl w:val="0E0642A0"/>
@@ -2903,7 +2544,7 @@
       </w:rPr>
     </w:lvl>
   </w:abstractNum>
-  <w:abstractNum w:abstractNumId="1">
+  <w:abstractNum w:abstractNumId="1" w15:restartNumberingAfterBreak="0">
     <w:nsid w:val="22555C89"/>
     <w:multiLevelType w:val="hybridMultilevel"/>
     <w:tmpl w:val="734207E4"/>
@@ -3016,7 +2657,7 @@
       </w:rPr>
     </w:lvl>
   </w:abstractNum>
-  <w:abstractNum w:abstractNumId="2">
+  <w:abstractNum w:abstractNumId="2" w15:restartNumberingAfterBreak="0">
     <w:nsid w:val="40DF7D0B"/>
     <w:multiLevelType w:val="hybridMultilevel"/>
     <w:tmpl w:val="CA4A3102"/>
@@ -3129,20 +2770,20 @@
       </w:rPr>
     </w:lvl>
   </w:abstractNum>
-  <w:num w:numId="1">
+  <w:num w:numId="1" w16cid:durableId="1355884539">
     <w:abstractNumId w:val="0"/>
   </w:num>
-  <w:num w:numId="2">
+  <w:num w:numId="2" w16cid:durableId="1434085239">
     <w:abstractNumId w:val="1"/>
   </w:num>
-  <w:num w:numId="3">
+  <w:num w:numId="3" w16cid:durableId="1620792418">
     <w:abstractNumId w:val="2"/>
   </w:num>
 </w:numbering>
 </file>
 
 <file path=word/styles.xml><?xml version="1.0" encoding="utf-8"?>
-<w:styles xmlns:mc="http://schemas.openxmlformats.org/markup-compatibility/2006" xmlns:r="http://schemas.openxmlformats.org/officeDocument/2006/relationships" xmlns:w="http://schemas.openxmlformats.org/wordprocessingml/2006/main" xmlns:w14="http://schemas.microsoft.com/office/word/2010/wordml" mc:Ignorable="w14">
+<w:styles xmlns:mc="http://schemas.openxmlformats.org/markup-compatibility/2006" xmlns:r="http://schemas.openxmlformats.org/officeDocument/2006/relationships" xmlns:w="http://schemas.openxmlformats.org/wordprocessingml/2006/main" xmlns:w14="http://schemas.microsoft.com/office/word/2010/wordml" xmlns:w15="http://schemas.microsoft.com/office/word/2012/wordml" xmlns:w16cex="http://schemas.microsoft.com/office/word/2018/wordml/cex" xmlns:w16cid="http://schemas.microsoft.com/office/word/2016/wordml/cid" xmlns:w16="http://schemas.microsoft.com/office/word/2018/wordml" xmlns:w16du="http://schemas.microsoft.com/office/word/2023/wordml/word16du" xmlns:w16sdtdh="http://schemas.microsoft.com/office/word/2020/wordml/sdtdatahash" xmlns:w16sdtfl="http://schemas.microsoft.com/office/word/2024/wordml/sdtformatlock" xmlns:w16se="http://schemas.microsoft.com/office/word/2015/wordml/symex" mc:Ignorable="w14 w15 w16se w16cid w16 w16cex w16sdtdh w16sdtfl w16du">
   <w:docDefaults>
     <w:rPrDefault>
       <w:rPr>
@@ -3158,375 +2799,383 @@
       </w:pPr>
     </w:pPrDefault>
   </w:docDefaults>
-  <w:latentStyles w:defLockedState="0" w:defUIPriority="99" w:defSemiHidden="1" w:defUnhideWhenUsed="1" w:defQFormat="0" w:count="267">
-    <w:lsdException w:name="Normal" w:semiHidden="0" w:uiPriority="0" w:unhideWhenUsed="0" w:qFormat="1"/>
-    <w:lsdException w:name="heading 1" w:semiHidden="0" w:uiPriority="9" w:unhideWhenUsed="0" w:qFormat="1"/>
-    <w:lsdException w:name="heading 2" w:uiPriority="9" w:qFormat="1"/>
-    <w:lsdException w:name="heading 3" w:uiPriority="9" w:qFormat="1"/>
-    <w:lsdException w:name="heading 4" w:uiPriority="9" w:qFormat="1"/>
-    <w:lsdException w:name="heading 5" w:uiPriority="9" w:qFormat="1"/>
-    <w:lsdException w:name="heading 6" w:uiPriority="9" w:qFormat="1"/>
-    <w:lsdException w:name="heading 7" w:uiPriority="9" w:qFormat="1"/>
-    <w:lsdException w:name="heading 8" w:uiPriority="9" w:qFormat="1"/>
-    <w:lsdException w:name="heading 9" w:uiPriority="9" w:qFormat="1"/>
-    <w:lsdException w:name="toc 1" w:uiPriority="39"/>
-    <w:lsdException w:name="toc 2" w:uiPriority="39"/>
-    <w:lsdException w:name="toc 3" w:uiPriority="39"/>
-    <w:lsdException w:name="toc 4" w:uiPriority="39"/>
-    <w:lsdException w:name="toc 5" w:uiPriority="39"/>
-    <w:lsdException w:name="toc 6" w:uiPriority="39"/>
-    <w:lsdException w:name="toc 7" w:uiPriority="39"/>
-    <w:lsdException w:name="toc 8" w:uiPriority="39"/>
-    <w:lsdException w:name="toc 9" w:uiPriority="39"/>
-    <w:lsdException w:name="caption" w:uiPriority="35" w:qFormat="1"/>
-    <w:lsdException w:name="Title" w:semiHidden="0" w:uiPriority="10" w:unhideWhenUsed="0" w:qFormat="1"/>
-    <w:lsdException w:name="Default Paragraph Font" w:uiPriority="1"/>
-    <w:lsdException w:name="Subtitle" w:semiHidden="0" w:uiPriority="11" w:unhideWhenUsed="0" w:qFormat="1"/>
-    <w:lsdException w:name="Strong" w:semiHidden="0" w:uiPriority="22" w:unhideWhenUsed="0" w:qFormat="1"/>
-    <w:lsdException w:name="Emphasis" w:semiHidden="0" w:uiPriority="20" w:unhideWhenUsed="0" w:qFormat="1"/>
-    <w:lsdException w:name="Table Grid" w:semiHidden="0" w:uiPriority="59" w:unhideWhenUsed="0"/>
-    <w:lsdException w:name="Placeholder Text" w:unhideWhenUsed="0"/>
-    <w:lsdException w:name="No Spacing" w:semiHidden="0" w:uiPriority="1" w:unhideWhenUsed="0" w:qFormat="1"/>
-    <w:lsdException w:name="Light Shading" w:semiHidden="0" w:uiPriority="60" w:unhideWhenUsed="0"/>
-    <w:lsdException w:name="Light List" w:semiHidden="0" w:uiPriority="61" w:unhideWhenUsed="0"/>
-    <w:lsdException w:name="Light Grid" w:semiHidden="0" w:uiPriority="62" w:unhideWhenUsed="0"/>
-    <w:lsdException w:name="Medium Shading 1" w:semiHidden="0" w:uiPriority="63" w:unhideWhenUsed="0"/>
-    <w:lsdException w:name="Medium Shading 2" w:semiHidden="0" w:uiPriority="64" w:unhideWhenUsed="0"/>
-    <w:lsdException w:name="Medium List 1" w:semiHidden="0" w:uiPriority="65" w:unhideWhenUsed="0"/>
-    <w:lsdException w:name="Medium List 2" w:semiHidden="0" w:uiPriority="66" w:unhideWhenUsed="0"/>
-    <w:lsdException w:name="Medium Grid 1" w:semiHidden="0" w:uiPriority="67" w:unhideWhenUsed="0"/>
-    <w:lsdException w:name="Medium Grid 2" w:semiHidden="0" w:uiPriority="68" w:unhideWhenUsed="0"/>
-    <w:lsdException w:name="Medium Grid 3" w:semiHidden="0" w:uiPriority="69" w:unhideWhenUsed="0"/>
-    <w:lsdException w:name="Dark List" w:semiHidden="0" w:uiPriority="70" w:unhideWhenUsed="0"/>
-    <w:lsdException w:name="Colorful Shading" w:semiHidden="0" w:uiPriority="71" w:unhideWhenUsed="0"/>
-    <w:lsdException w:name="Colorful List" w:semiHidden="0" w:uiPriority="72" w:unhideWhenUsed="0"/>
-    <w:lsdException w:name="Colorful Grid" w:semiHidden="0" w:uiPriority="73" w:unhideWhenUsed="0"/>
-    <w:lsdException w:name="Light Shading Accent 1" w:semiHidden="0" w:uiPriority="60" w:unhideWhenUsed="0"/>
-    <w:lsdException w:name="Light List Accent 1" w:semiHidden="0" w:uiPriority="61" w:unhideWhenUsed="0"/>
-    <w:lsdException w:name="Light Grid Accent 1" w:semiHidden="0" w:uiPriority="62" w:unhideWhenUsed="0"/>
-    <w:lsdException w:name="Medium Shading 1 Accent 1" w:semiHidden="0" w:uiPriority="63" w:unhideWhenUsed="0"/>
-    <w:lsdException w:name="Medium Shading 2 Accent 1" w:semiHidden="0" w:uiPriority="64" w:unhideWhenUsed="0"/>
-    <w:lsdException w:name="Medium List 1 Accent 1" w:semiHidden="0" w:uiPriority="65" w:unhideWhenUsed="0"/>
-    <w:lsdException w:name="Revision" w:unhideWhenUsed="0"/>
-    <w:lsdException w:name="List Paragraph" w:semiHidden="0" w:uiPriority="34" w:unhideWhenUsed="0" w:qFormat="1"/>
-    <w:lsdException w:name="Quote" w:semiHidden="0" w:uiPriority="29" w:unhideWhenUsed="0" w:qFormat="1"/>
-    <w:lsdException w:name="Intense Quote" w:semiHidden="0" w:uiPriority="30" w:unhideWhenUsed="0" w:qFormat="1"/>
-    <w:lsdException w:name="Medium List 2 Accent 1" w:semiHidden="0" w:uiPriority="66" w:unhideWhenUsed="0"/>
-    <w:lsdException w:name="Medium Grid 1 Accent 1" w:semiHidden="0" w:uiPriority="67" w:unhideWhenUsed="0"/>
-    <w:lsdException w:name="Medium Grid 2 Accent 1" w:semiHidden="0" w:uiPriority="68" w:unhideWhenUsed="0"/>
-    <w:lsdException w:name="Medium Grid 3 Accent 1" w:semiHidden="0" w:uiPriority="69" w:unhideWhenUsed="0"/>
-    <w:lsdException w:name="Dark List Accent 1" w:semiHidden="0" w:uiPriority="70" w:unhideWhenUsed="0"/>
-    <w:lsdException w:name="Colorful Shading Accent 1" w:semiHidden="0" w:uiPriority="71" w:unhideWhenUsed="0"/>
-    <w:lsdException w:name="Colorful List Accent 1" w:semiHidden="0" w:uiPriority="72" w:unhideWhenUsed="0"/>
-    <w:lsdException w:name="Colorful Grid Accent 1" w:semiHidden="0" w:uiPriority="73" w:unhideWhenUsed="0"/>
-    <w:lsdException w:name="Light Shading Accent 2" w:semiHidden="0" w:uiPriority="60" w:unhideWhenUsed="0"/>
-    <w:lsdException w:name="Light List Accent 2" w:semiHidden="0" w:uiPriority="61" w:unhideWhenUsed="0"/>
-    <w:lsdException w:name="Light Grid Accent 2" w:semiHidden="0" w:uiPriority="62" w:unhideWhenUsed="0"/>
-    <w:lsdException w:name="Medium Shading 1 Accent 2" w:semiHidden="0" w:uiPriority="63" w:unhideWhenUsed="0"/>
-    <w:lsdException w:name="Medium Shading 2 Accent 2" w:semiHidden="0" w:uiPriority="64" w:unhideWhenUsed="0"/>
-    <w:lsdException w:name="Medium List 1 Accent 2" w:semiHidden="0" w:uiPriority="65" w:unhideWhenUsed="0"/>
-    <w:lsdException w:name="Medium List 2 Accent 2" w:semiHidden="0" w:uiPriority="66" w:unhideWhenUsed="0"/>
-    <w:lsdException w:name="Medium Grid 1 Accent 2" w:semiHidden="0" w:uiPriority="67" w:unhideWhenUsed="0"/>
-    <w:lsdException w:name="Medium Grid 2 Accent 2" w:semiHidden="0" w:uiPriority="68" w:unhideWhenUsed="0"/>
-    <w:lsdException w:name="Medium Grid 3 Accent 2" w:semiHidden="0" w:uiPriority="69" w:unhideWhenUsed="0"/>
-    <w:lsdException w:name="Dark List Accent 2" w:semiHidden="0" w:uiPriority="70" w:unhideWhenUsed="0"/>
-    <w:lsdException w:name="Colorful Shading Accent 2" w:semiHidden="0" w:uiPriority="71" w:unhideWhenUsed="0"/>
-    <w:lsdException w:name="Colorful List Accent 2" w:semiHidden="0" w:uiPriority="72" w:unhideWhenUsed="0"/>
-    <w:lsdException w:name="Colorful Grid Accent 2" w:semiHidden="0" w:uiPriority="73" w:unhideWhenUsed="0"/>
-    <w:lsdException w:name="Light Shading Accent 3" w:semiHidden="0" w:uiPriority="60" w:unhideWhenUsed="0"/>
-    <w:lsdException w:name="Light List Accent 3" w:semiHidden="0" w:uiPriority="61" w:unhideWhenUsed="0"/>
-    <w:lsdException w:name="Light Grid Accent 3" w:semiHidden="0" w:uiPriority="62" w:unhideWhenUsed="0"/>
-    <w:lsdException w:name="Medium Shading 1 Accent 3" w:semiHidden="0" w:uiPriority="63" w:unhideWhenUsed="0"/>
-    <w:lsdException w:name="Medium Shading 2 Accent 3" w:semiHidden="0" w:uiPriority="64" w:unhideWhenUsed="0"/>
-    <w:lsdException w:name="Medium List 1 Accent 3" w:semiHidden="0" w:uiPriority="65" w:unhideWhenUsed="0"/>
-    <w:lsdException w:name="Medium List 2 Accent 3" w:semiHidden="0" w:uiPriority="66" w:unhideWhenUsed="0"/>
-    <w:lsdException w:name="Medium Grid 1 Accent 3" w:semiHidden="0" w:uiPriority="67" w:unhideWhenUsed="0"/>
-    <w:lsdException w:name="Medium Grid 2 Accent 3" w:semiHidden="0" w:uiPriority="68" w:unhideWhenUsed="0"/>
-    <w:lsdException w:name="Medium Grid 3 Accent 3" w:semiHidden="0" w:uiPriority="69" w:unhideWhenUsed="0"/>
-    <w:lsdException w:name="Dark List Accent 3" w:semiHidden="0" w:uiPriority="70" w:unhideWhenUsed="0"/>
-    <w:lsdException w:name="Colorful Shading Accent 3" w:semiHidden="0" w:uiPriority="71" w:unhideWhenUsed="0"/>
-    <w:lsdException w:name="Colorful List Accent 3" w:semiHidden="0" w:uiPriority="72" w:unhideWhenUsed="0"/>
-    <w:lsdException w:name="Colorful Grid Accent 3" w:semiHidden="0" w:uiPriority="73" w:unhideWhenUsed="0"/>
-    <w:lsdException w:name="Light Shading Accent 4" w:semiHidden="0" w:uiPriority="60" w:unhideWhenUsed="0"/>
-    <w:lsdException w:name="Light List Accent 4" w:semiHidden="0" w:uiPriority="61" w:unhideWhenUsed="0"/>
-    <w:lsdException w:name="Light Grid Accent 4" w:semiHidden="0" w:uiPriority="62" w:unhideWhenUsed="0"/>
-    <w:lsdException w:name="Medium Shading 1 Accent 4" w:semiHidden="0" w:uiPriority="63" w:unhideWhenUsed="0"/>
-    <w:lsdException w:name="Medium Shading 2 Accent 4" w:semiHidden="0" w:uiPriority="64" w:unhideWhenUsed="0"/>
-    <w:lsdException w:name="Medium List 1 Accent 4" w:semiHidden="0" w:uiPriority="65" w:unhideWhenUsed="0"/>
-    <w:lsdException w:name="Medium List 2 Accent 4" w:semiHidden="0" w:uiPriority="66" w:unhideWhenUsed="0"/>
-    <w:lsdException w:name="Medium Grid 1 Accent 4" w:semiHidden="0" w:uiPriority="67" w:unhideWhenUsed="0"/>
-    <w:lsdException w:name="Medium Grid 2 Accent 4" w:semiHidden="0" w:uiPriority="68" w:unhideWhenUsed="0"/>
-    <w:lsdException w:name="Medium Grid 3 Accent 4" w:semiHidden="0" w:uiPriority="69" w:unhideWhenUsed="0"/>
-    <w:lsdException w:name="Dark List Accent 4" w:semiHidden="0" w:uiPriority="70" w:unhideWhenUsed="0"/>
-    <w:lsdException w:name="Colorful Shading Accent 4" w:semiHidden="0" w:uiPriority="71" w:unhideWhenUsed="0"/>
-    <w:lsdException w:name="Colorful List Accent 4" w:semiHidden="0" w:uiPriority="72" w:unhideWhenUsed="0"/>
-    <w:lsdException w:name="Colorful Grid Accent 4" w:semiHidden="0" w:uiPriority="73" w:unhideWhenUsed="0"/>
-    <w:lsdException w:name="Light Shading Accent 5" w:semiHidden="0" w:uiPriority="60" w:unhideWhenUsed="0"/>
-    <w:lsdException w:name="Light List Accent 5" w:semiHidden="0" w:uiPriority="61" w:unhideWhenUsed="0"/>
-    <w:lsdException w:name="Light Grid Accent 5" w:semiHidden="0" w:uiPriority="62" w:unhideWhenUsed="0"/>
-    <w:lsdException w:name="Medium Shading 1 Accent 5" w:semiHidden="0" w:uiPriority="63" w:unhideWhenUsed="0"/>
-    <w:lsdException w:name="Medium Shading 2 Accent 5" w:semiHidden="0" w:uiPriority="64" w:unhideWhenUsed="0"/>
-    <w:lsdException w:name="Medium List 1 Accent 5" w:semiHidden="0" w:uiPriority="65" w:unhideWhenUsed="0"/>
-    <w:lsdException w:name="Medium List 2 Accent 5" w:semiHidden="0" w:uiPriority="66" w:unhideWhenUsed="0"/>
-    <w:lsdException w:name="Medium Grid 1 Accent 5" w:semiHidden="0" w:uiPriority="67" w:unhideWhenUsed="0"/>
-    <w:lsdException w:name="Medium Grid 2 Accent 5" w:semiHidden="0" w:uiPriority="68" w:unhideWhenUsed="0"/>
-    <w:lsdException w:name="Medium Grid 3 Accent 5" w:semiHidden="0" w:uiPriority="69" w:unhideWhenUsed="0"/>
-    <w:lsdException w:name="Dark List Accent 5" w:semiHidden="0" w:uiPriority="70" w:unhideWhenUsed="0"/>
-    <w:lsdException w:name="Colorful Shading Accent 5" w:semiHidden="0" w:uiPriority="71" w:unhideWhenUsed="0"/>
-    <w:lsdException w:name="Colorful List Accent 5" w:semiHidden="0" w:uiPriority="72" w:unhideWhenUsed="0"/>
-    <w:lsdException w:name="Colorful Grid Accent 5" w:semiHidden="0" w:uiPriority="73" w:unhideWhenUsed="0"/>
-    <w:lsdException w:name="Light Shading Accent 6" w:semiHidden="0" w:uiPriority="60" w:unhideWhenUsed="0"/>
-    <w:lsdException w:name="Light List Accent 6" w:semiHidden="0" w:uiPriority="61" w:unhideWhenUsed="0"/>
-    <w:lsdException w:name="Light Grid Accent 6" w:semiHidden="0" w:uiPriority="62" w:unhideWhenUsed="0"/>
-    <w:lsdException w:name="Medium Shading 1 Accent 6" w:semiHidden="0" w:uiPriority="63" w:unhideWhenUsed="0"/>
-    <w:lsdException w:name="Medium Shading 2 Accent 6" w:semiHidden="0" w:uiPriority="64" w:unhideWhenUsed="0"/>
-    <w:lsdException w:name="Medium List 1 Accent 6" w:semiHidden="0" w:uiPriority="65" w:unhideWhenUsed="0"/>
-    <w:lsdException w:name="Medium List 2 Accent 6" w:semiHidden="0" w:uiPriority="66" w:unhideWhenUsed="0"/>
-    <w:lsdException w:name="Medium Grid 1 Accent 6" w:semiHidden="0" w:uiPriority="67" w:unhideWhenUsed="0"/>
-    <w:lsdException w:name="Medium Grid 2 Accent 6" w:semiHidden="0" w:uiPriority="68" w:unhideWhenUsed="0"/>
-    <w:lsdException w:name="Medium Grid 3 Accent 6" w:semiHidden="0" w:uiPriority="69" w:unhideWhenUsed="0"/>
-    <w:lsdException w:name="Dark List Accent 6" w:semiHidden="0" w:uiPriority="70" w:unhideWhenUsed="0"/>
-    <w:lsdException w:name="Colorful Shading Accent 6" w:semiHidden="0" w:uiPriority="71" w:unhideWhenUsed="0"/>
-    <w:lsdException w:name="Colorful List Accent 6" w:semiHidden="0" w:uiPriority="72" w:unhideWhenUsed="0"/>
-    <w:lsdException w:name="Colorful Grid Accent 6" w:semiHidden="0" w:uiPriority="73" w:unhideWhenUsed="0"/>
-    <w:lsdException w:name="Subtle Emphasis" w:semiHidden="0" w:uiPriority="19" w:unhideWhenUsed="0" w:qFormat="1"/>
-    <w:lsdException w:name="Intense Emphasis" w:semiHidden="0" w:uiPriority="21" w:unhideWhenUsed="0" w:qFormat="1"/>
-    <w:lsdException w:name="Subtle Reference" w:semiHidden="0" w:uiPriority="31" w:unhideWhenUsed="0" w:qFormat="1"/>
-    <w:lsdException w:name="Intense Reference" w:semiHidden="0" w:uiPriority="32" w:unhideWhenUsed="0" w:qFormat="1"/>
-    <w:lsdException w:name="Book Title" w:semiHidden="0" w:uiPriority="33" w:unhideWhenUsed="0" w:qFormat="1"/>
-    <w:lsdException w:name="Bibliography" w:uiPriority="37"/>
-    <w:lsdException w:name="TOC Heading" w:uiPriority="39" w:qFormat="1"/>
-  </w:latentStyles>
-  <w:style w:type="paragraph" w:default="1" w:styleId="Normal">
-    <w:name w:val="Normal"/>
-    <w:qFormat/>
-  </w:style>
-  <w:style w:type="character" w:default="1" w:styleId="DefaultParagraphFont">
-    <w:name w:val="Default Paragraph Font"/>
-    <w:uiPriority w:val="1"/>
-    <w:semiHidden/>
-    <w:unhideWhenUsed/>
-  </w:style>
-  <w:style w:type="table" w:default="1" w:styleId="TableNormal">
-    <w:name w:val="Normal Table"/>
-    <w:uiPriority w:val="99"/>
-    <w:semiHidden/>
-    <w:unhideWhenUsed/>
-    <w:tblPr>
-      <w:tblInd w:w="0" w:type="dxa"/>
-      <w:tblCellMar>
-        <w:top w:w="0" w:type="dxa"/>
-        <w:left w:w="108" w:type="dxa"/>
-        <w:bottom w:w="0" w:type="dxa"/>
-        <w:right w:w="108" w:type="dxa"/>
-      </w:tblCellMar>
-    </w:tblPr>
-  </w:style>
-  <w:style w:type="numbering" w:default="1" w:styleId="NoList">
-    <w:name w:val="No List"/>
-    <w:uiPriority w:val="99"/>
-    <w:semiHidden/>
-    <w:unhideWhenUsed/>
-  </w:style>
-  <w:style w:type="paragraph" w:styleId="ListParagraph">
-    <w:name w:val="List Paragraph"/>
-    <w:basedOn w:val="Normal"/>
-    <w:uiPriority w:val="34"/>
-    <w:qFormat/>
-    <w:rsid w:val="00E601E4"/>
-    <w:pPr>
-      <w:ind w:left="720"/>
-      <w:contextualSpacing/>
-    </w:pPr>
-  </w:style>
-  <w:style w:type="paragraph" w:styleId="BalloonText">
-    <w:name w:val="Balloon Text"/>
-    <w:basedOn w:val="Normal"/>
-    <w:link w:val="BalloonTextChar"/>
-    <w:uiPriority w:val="99"/>
-    <w:semiHidden/>
-    <w:unhideWhenUsed/>
-    <w:rsid w:val="00E601E4"/>
-    <w:pPr>
-      <w:spacing w:after="0" w:line="240" w:lineRule="auto"/>
-    </w:pPr>
-    <w:rPr>
-      <w:rFonts w:ascii="Tahoma" w:hAnsi="Tahoma" w:cs="Tahoma"/>
-      <w:sz w:val="16"/>
-      <w:szCs w:val="16"/>
-    </w:rPr>
-  </w:style>
-  <w:style w:type="character" w:customStyle="1" w:styleId="BalloonTextChar">
-    <w:name w:val="Balloon Text Char"/>
-    <w:basedOn w:val="DefaultParagraphFont"/>
-    <w:link w:val="BalloonText"/>
-    <w:uiPriority w:val="99"/>
-    <w:semiHidden/>
-    <w:rsid w:val="00E601E4"/>
-    <w:rPr>
-      <w:rFonts w:ascii="Tahoma" w:hAnsi="Tahoma" w:cs="Tahoma"/>
-      <w:sz w:val="16"/>
-      <w:szCs w:val="16"/>
-    </w:rPr>
-  </w:style>
-</w:styles>
-</file>
-
-<file path=word/stylesWithEffects.xml><?xml version="1.0" encoding="utf-8"?>
-<w:styles xmlns:wpc="http://schemas.microsoft.com/office/word/2010/wordprocessingCanvas" xmlns:mc="http://schemas.openxmlformats.org/markup-compatibility/2006" xmlns:o="urn:schemas-microsoft-com:office:office" xmlns:r="http://schemas.openxmlformats.org/officeDocument/2006/relationships" xmlns:m="http://schemas.openxmlformats.org/officeDocument/2006/math" xmlns:v="urn:schemas-microsoft-com:vml" xmlns:wp14="http://schemas.microsoft.com/office/word/2010/wordprocessingDrawing" xmlns:wp="http://schemas.openxmlformats.org/drawingml/2006/wordprocessingDrawing" xmlns:w10="urn:schemas-microsoft-com:office:word" xmlns:w="http://schemas.openxmlformats.org/wordprocessingml/2006/main" xmlns:w14="http://schemas.microsoft.com/office/word/2010/wordml" xmlns:wpg="http://schemas.microsoft.com/office/word/2010/wordprocessingGroup" xmlns:wpi="http://schemas.microsoft.com/office/word/2010/wordprocessingInk" xmlns:wne="http://schemas.microsoft.com/office/word/2006/wordml" xmlns:wps="http://schemas.microsoft.com/office/word/2010/wordprocessingShape" mc:Ignorable="w14 wp14">
-  <w:docDefaults>
-    <w:rPrDefault>
-      <w:rPr>
-        <w:rFonts w:asciiTheme="minorHAnsi" w:eastAsiaTheme="minorHAnsi" w:hAnsiTheme="minorHAnsi" w:cstheme="minorBidi"/>
-        <w:sz w:val="22"/>
-        <w:szCs w:val="22"/>
-        <w:lang w:val="en-SG" w:eastAsia="en-US" w:bidi="ar-SA"/>
-      </w:rPr>
-    </w:rPrDefault>
-    <w:pPrDefault>
-      <w:pPr>
-        <w:spacing w:after="200" w:line="276" w:lineRule="auto"/>
-      </w:pPr>
-    </w:pPrDefault>
-  </w:docDefaults>
-  <w:latentStyles w:defLockedState="0" w:defUIPriority="99" w:defSemiHidden="1" w:defUnhideWhenUsed="1" w:defQFormat="0" w:count="267">
-    <w:lsdException w:name="Normal" w:semiHidden="0" w:uiPriority="0" w:unhideWhenUsed="0" w:qFormat="1"/>
-    <w:lsdException w:name="heading 1" w:semiHidden="0" w:uiPriority="9" w:unhideWhenUsed="0" w:qFormat="1"/>
-    <w:lsdException w:name="heading 2" w:uiPriority="9" w:qFormat="1"/>
-    <w:lsdException w:name="heading 3" w:uiPriority="9" w:qFormat="1"/>
-    <w:lsdException w:name="heading 4" w:uiPriority="9" w:qFormat="1"/>
-    <w:lsdException w:name="heading 5" w:uiPriority="9" w:qFormat="1"/>
-    <w:lsdException w:name="heading 6" w:uiPriority="9" w:qFormat="1"/>
-    <w:lsdException w:name="heading 7" w:uiPriority="9" w:qFormat="1"/>
-    <w:lsdException w:name="heading 8" w:uiPriority="9" w:qFormat="1"/>
-    <w:lsdException w:name="heading 9" w:uiPriority="9" w:qFormat="1"/>
-    <w:lsdException w:name="toc 1" w:uiPriority="39"/>
-    <w:lsdException w:name="toc 2" w:uiPriority="39"/>
-    <w:lsdException w:name="toc 3" w:uiPriority="39"/>
-    <w:lsdException w:name="toc 4" w:uiPriority="39"/>
-    <w:lsdException w:name="toc 5" w:uiPriority="39"/>
-    <w:lsdException w:name="toc 6" w:uiPriority="39"/>
-    <w:lsdException w:name="toc 7" w:uiPriority="39"/>
-    <w:lsdException w:name="toc 8" w:uiPriority="39"/>
-    <w:lsdException w:name="toc 9" w:uiPriority="39"/>
-    <w:lsdException w:name="caption" w:uiPriority="35" w:qFormat="1"/>
-    <w:lsdException w:name="Title" w:semiHidden="0" w:uiPriority="10" w:unhideWhenUsed="0" w:qFormat="1"/>
-    <w:lsdException w:name="Default Paragraph Font" w:uiPriority="1"/>
-    <w:lsdException w:name="Subtitle" w:semiHidden="0" w:uiPriority="11" w:unhideWhenUsed="0" w:qFormat="1"/>
-    <w:lsdException w:name="Strong" w:semiHidden="0" w:uiPriority="22" w:unhideWhenUsed="0" w:qFormat="1"/>
-    <w:lsdException w:name="Emphasis" w:semiHidden="0" w:uiPriority="20" w:unhideWhenUsed="0" w:qFormat="1"/>
-    <w:lsdException w:name="Table Grid" w:semiHidden="0" w:uiPriority="59" w:unhideWhenUsed="0"/>
-    <w:lsdException w:name="Placeholder Text" w:unhideWhenUsed="0"/>
-    <w:lsdException w:name="No Spacing" w:semiHidden="0" w:uiPriority="1" w:unhideWhenUsed="0" w:qFormat="1"/>
-    <w:lsdException w:name="Light Shading" w:semiHidden="0" w:uiPriority="60" w:unhideWhenUsed="0"/>
-    <w:lsdException w:name="Light List" w:semiHidden="0" w:uiPriority="61" w:unhideWhenUsed="0"/>
-    <w:lsdException w:name="Light Grid" w:semiHidden="0" w:uiPriority="62" w:unhideWhenUsed="0"/>
-    <w:lsdException w:name="Medium Shading 1" w:semiHidden="0" w:uiPriority="63" w:unhideWhenUsed="0"/>
-    <w:lsdException w:name="Medium Shading 2" w:semiHidden="0" w:uiPriority="64" w:unhideWhenUsed="0"/>
-    <w:lsdException w:name="Medium List 1" w:semiHidden="0" w:uiPriority="65" w:unhideWhenUsed="0"/>
-    <w:lsdException w:name="Medium List 2" w:semiHidden="0" w:uiPriority="66" w:unhideWhenUsed="0"/>
-    <w:lsdException w:name="Medium Grid 1" w:semiHidden="0" w:uiPriority="67" w:unhideWhenUsed="0"/>
-    <w:lsdException w:name="Medium Grid 2" w:semiHidden="0" w:uiPriority="68" w:unhideWhenUsed="0"/>
-    <w:lsdException w:name="Medium Grid 3" w:semiHidden="0" w:uiPriority="69" w:unhideWhenUsed="0"/>
-    <w:lsdException w:name="Dark List" w:semiHidden="0" w:uiPriority="70" w:unhideWhenUsed="0"/>
-    <w:lsdException w:name="Colorful Shading" w:semiHidden="0" w:uiPriority="71" w:unhideWhenUsed="0"/>
-    <w:lsdException w:name="Colorful List" w:semiHidden="0" w:uiPriority="72" w:unhideWhenUsed="0"/>
-    <w:lsdException w:name="Colorful Grid" w:semiHidden="0" w:uiPriority="73" w:unhideWhenUsed="0"/>
-    <w:lsdException w:name="Light Shading Accent 1" w:semiHidden="0" w:uiPriority="60" w:unhideWhenUsed="0"/>
-    <w:lsdException w:name="Light List Accent 1" w:semiHidden="0" w:uiPriority="61" w:unhideWhenUsed="0"/>
-    <w:lsdException w:name="Light Grid Accent 1" w:semiHidden="0" w:uiPriority="62" w:unhideWhenUsed="0"/>
-    <w:lsdException w:name="Medium Shading 1 Accent 1" w:semiHidden="0" w:uiPriority="63" w:unhideWhenUsed="0"/>
-    <w:lsdException w:name="Medium Shading 2 Accent 1" w:semiHidden="0" w:uiPriority="64" w:unhideWhenUsed="0"/>
-    <w:lsdException w:name="Medium List 1 Accent 1" w:semiHidden="0" w:uiPriority="65" w:unhideWhenUsed="0"/>
-    <w:lsdException w:name="Revision" w:unhideWhenUsed="0"/>
-    <w:lsdException w:name="List Paragraph" w:semiHidden="0" w:uiPriority="34" w:unhideWhenUsed="0" w:qFormat="1"/>
-    <w:lsdException w:name="Quote" w:semiHidden="0" w:uiPriority="29" w:unhideWhenUsed="0" w:qFormat="1"/>
-    <w:lsdException w:name="Intense Quote" w:semiHidden="0" w:uiPriority="30" w:unhideWhenUsed="0" w:qFormat="1"/>
-    <w:lsdException w:name="Medium List 2 Accent 1" w:semiHidden="0" w:uiPriority="66" w:unhideWhenUsed="0"/>
-    <w:lsdException w:name="Medium Grid 1 Accent 1" w:semiHidden="0" w:uiPriority="67" w:unhideWhenUsed="0"/>
-    <w:lsdException w:name="Medium Grid 2 Accent 1" w:semiHidden="0" w:uiPriority="68" w:unhideWhenUsed="0"/>
-    <w:lsdException w:name="Medium Grid 3 Accent 1" w:semiHidden="0" w:uiPriority="69" w:unhideWhenUsed="0"/>
-    <w:lsdException w:name="Dark List Accent 1" w:semiHidden="0" w:uiPriority="70" w:unhideWhenUsed="0"/>
-    <w:lsdException w:name="Colorful Shading Accent 1" w:semiHidden="0" w:uiPriority="71" w:unhideWhenUsed="0"/>
-    <w:lsdException w:name="Colorful List Accent 1" w:semiHidden="0" w:uiPriority="72" w:unhideWhenUsed="0"/>
-    <w:lsdException w:name="Colorful Grid Accent 1" w:semiHidden="0" w:uiPriority="73" w:unhideWhenUsed="0"/>
-    <w:lsdException w:name="Light Shading Accent 2" w:semiHidden="0" w:uiPriority="60" w:unhideWhenUsed="0"/>
-    <w:lsdException w:name="Light List Accent 2" w:semiHidden="0" w:uiPriority="61" w:unhideWhenUsed="0"/>
-    <w:lsdException w:name="Light Grid Accent 2" w:semiHidden="0" w:uiPriority="62" w:unhideWhenUsed="0"/>
-    <w:lsdException w:name="Medium Shading 1 Accent 2" w:semiHidden="0" w:uiPriority="63" w:unhideWhenUsed="0"/>
-    <w:lsdException w:name="Medium Shading 2 Accent 2" w:semiHidden="0" w:uiPriority="64" w:unhideWhenUsed="0"/>
-    <w:lsdException w:name="Medium List 1 Accent 2" w:semiHidden="0" w:uiPriority="65" w:unhideWhenUsed="0"/>
-    <w:lsdException w:name="Medium List 2 Accent 2" w:semiHidden="0" w:uiPriority="66" w:unhideWhenUsed="0"/>
-    <w:lsdException w:name="Medium Grid 1 Accent 2" w:semiHidden="0" w:uiPriority="67" w:unhideWhenUsed="0"/>
-    <w:lsdException w:name="Medium Grid 2 Accent 2" w:semiHidden="0" w:uiPriority="68" w:unhideWhenUsed="0"/>
-    <w:lsdException w:name="Medium Grid 3 Accent 2" w:semiHidden="0" w:uiPriority="69" w:unhideWhenUsed="0"/>
-    <w:lsdException w:name="Dark List Accent 2" w:semiHidden="0" w:uiPriority="70" w:unhideWhenUsed="0"/>
-    <w:lsdException w:name="Colorful Shading Accent 2" w:semiHidden="0" w:uiPriority="71" w:unhideWhenUsed="0"/>
-    <w:lsdException w:name="Colorful List Accent 2" w:semiHidden="0" w:uiPriority="72" w:unhideWhenUsed="0"/>
-    <w:lsdException w:name="Colorful Grid Accent 2" w:semiHidden="0" w:uiPriority="73" w:unhideWhenUsed="0"/>
-    <w:lsdException w:name="Light Shading Accent 3" w:semiHidden="0" w:uiPriority="60" w:unhideWhenUsed="0"/>
-    <w:lsdException w:name="Light List Accent 3" w:semiHidden="0" w:uiPriority="61" w:unhideWhenUsed="0"/>
-    <w:lsdException w:name="Light Grid Accent 3" w:semiHidden="0" w:uiPriority="62" w:unhideWhenUsed="0"/>
-    <w:lsdException w:name="Medium Shading 1 Accent 3" w:semiHidden="0" w:uiPriority="63" w:unhideWhenUsed="0"/>
-    <w:lsdException w:name="Medium Shading 2 Accent 3" w:semiHidden="0" w:uiPriority="64" w:unhideWhenUsed="0"/>
-    <w:lsdException w:name="Medium List 1 Accent 3" w:semiHidden="0" w:uiPriority="65" w:unhideWhenUsed="0"/>
-    <w:lsdException w:name="Medium List 2 Accent 3" w:semiHidden="0" w:uiPriority="66" w:unhideWhenUsed="0"/>
-    <w:lsdException w:name="Medium Grid 1 Accent 3" w:semiHidden="0" w:uiPriority="67" w:unhideWhenUsed="0"/>
-    <w:lsdException w:name="Medium Grid 2 Accent 3" w:semiHidden="0" w:uiPriority="68" w:unhideWhenUsed="0"/>
-    <w:lsdException w:name="Medium Grid 3 Accent 3" w:semiHidden="0" w:uiPriority="69" w:unhideWhenUsed="0"/>
-    <w:lsdException w:name="Dark List Accent 3" w:semiHidden="0" w:uiPriority="70" w:unhideWhenUsed="0"/>
-    <w:lsdException w:name="Colorful Shading Accent 3" w:semiHidden="0" w:uiPriority="71" w:unhideWhenUsed="0"/>
-    <w:lsdException w:name="Colorful List Accent 3" w:semiHidden="0" w:uiPriority="72" w:unhideWhenUsed="0"/>
-    <w:lsdException w:name="Colorful Grid Accent 3" w:semiHidden="0" w:uiPriority="73" w:unhideWhenUsed="0"/>
-    <w:lsdException w:name="Light Shading Accent 4" w:semiHidden="0" w:uiPriority="60" w:unhideWhenUsed="0"/>
-    <w:lsdException w:name="Light List Accent 4" w:semiHidden="0" w:uiPriority="61" w:unhideWhenUsed="0"/>
-    <w:lsdException w:name="Light Grid Accent 4" w:semiHidden="0" w:uiPriority="62" w:unhideWhenUsed="0"/>
-    <w:lsdException w:name="Medium Shading 1 Accent 4" w:semiHidden="0" w:uiPriority="63" w:unhideWhenUsed="0"/>
-    <w:lsdException w:name="Medium Shading 2 Accent 4" w:semiHidden="0" w:uiPriority="64" w:unhideWhenUsed="0"/>
-    <w:lsdException w:name="Medium List 1 Accent 4" w:semiHidden="0" w:uiPriority="65" w:unhideWhenUsed="0"/>
-    <w:lsdException w:name="Medium List 2 Accent 4" w:semiHidden="0" w:uiPriority="66" w:unhideWhenUsed="0"/>
-    <w:lsdException w:name="Medium Grid 1 Accent 4" w:semiHidden="0" w:uiPriority="67" w:unhideWhenUsed="0"/>
-    <w:lsdException w:name="Medium Grid 2 Accent 4" w:semiHidden="0" w:uiPriority="68" w:unhideWhenUsed="0"/>
-    <w:lsdException w:name="Medium Grid 3 Accent 4" w:semiHidden="0" w:uiPriority="69" w:unhideWhenUsed="0"/>
-    <w:lsdException w:name="Dark List Accent 4" w:semiHidden="0" w:uiPriority="70" w:unhideWhenUsed="0"/>
-    <w:lsdException w:name="Colorful Shading Accent 4" w:semiHidden="0" w:uiPriority="71" w:unhideWhenUsed="0"/>
-    <w:lsdException w:name="Colorful List Accent 4" w:semiHidden="0" w:uiPriority="72" w:unhideWhenUsed="0"/>
-    <w:lsdException w:name="Colorful Grid Accent 4" w:semiHidden="0" w:uiPriority="73" w:unhideWhenUsed="0"/>
-    <w:lsdException w:name="Light Shading Accent 5" w:semiHidden="0" w:uiPriority="60" w:unhideWhenUsed="0"/>
-    <w:lsdException w:name="Light List Accent 5" w:semiHidden="0" w:uiPriority="61" w:unhideWhenUsed="0"/>
-    <w:lsdException w:name="Light Grid Accent 5" w:semiHidden="0" w:uiPriority="62" w:unhideWhenUsed="0"/>
-    <w:lsdException w:name="Medium Shading 1 Accent 5" w:semiHidden="0" w:uiPriority="63" w:unhideWhenUsed="0"/>
-    <w:lsdException w:name="Medium Shading 2 Accent 5" w:semiHidden="0" w:uiPriority="64" w:unhideWhenUsed="0"/>
-    <w:lsdException w:name="Medium List 1 Accent 5" w:semiHidden="0" w:uiPriority="65" w:unhideWhenUsed="0"/>
-    <w:lsdException w:name="Medium List 2 Accent 5" w:semiHidden="0" w:uiPriority="66" w:unhideWhenUsed="0"/>
-    <w:lsdException w:name="Medium Grid 1 Accent 5" w:semiHidden="0" w:uiPriority="67" w:unhideWhenUsed="0"/>
-    <w:lsdException w:name="Medium Grid 2 Accent 5" w:semiHidden="0" w:uiPriority="68" w:unhideWhenUsed="0"/>
-    <w:lsdException w:name="Medium Grid 3 Accent 5" w:semiHidden="0" w:uiPriority="69" w:unhideWhenUsed="0"/>
-    <w:lsdException w:name="Dark List Accent 5" w:semiHidden="0" w:uiPriority="70" w:unhideWhenUsed="0"/>
-    <w:lsdException w:name="Colorful Shading Accent 5" w:semiHidden="0" w:uiPriority="71" w:unhideWhenUsed="0"/>
-    <w:lsdException w:name="Colorful List Accent 5" w:semiHidden="0" w:uiPriority="72" w:unhideWhenUsed="0"/>
-    <w:lsdException w:name="Colorful Grid Accent 5" w:semiHidden="0" w:uiPriority="73" w:unhideWhenUsed="0"/>
-    <w:lsdException w:name="Light Shading Accent 6" w:semiHidden="0" w:uiPriority="60" w:unhideWhenUsed="0"/>
-    <w:lsdException w:name="Light List Accent 6" w:semiHidden="0" w:uiPriority="61" w:unhideWhenUsed="0"/>
-    <w:lsdException w:name="Light Grid Accent 6" w:semiHidden="0" w:uiPriority="62" w:unhideWhenUsed="0"/>
-    <w:lsdException w:name="Medium Shading 1 Accent 6" w:semiHidden="0" w:uiPriority="63" w:unhideWhenUsed="0"/>
-    <w:lsdException w:name="Medium Shading 2 Accent 6" w:semiHidden="0" w:uiPriority="64" w:unhideWhenUsed="0"/>
-    <w:lsdException w:name="Medium List 1 Accent 6" w:semiHidden="0" w:uiPriority="65" w:unhideWhenUsed="0"/>
-    <w:lsdException w:name="Medium List 2 Accent 6" w:semiHidden="0" w:uiPriority="66" w:unhideWhenUsed="0"/>
-    <w:lsdException w:name="Medium Grid 1 Accent 6" w:semiHidden="0" w:uiPriority="67" w:unhideWhenUsed="0"/>
-    <w:lsdException w:name="Medium Grid 2 Accent 6" w:semiHidden="0" w:uiPriority="68" w:unhideWhenUsed="0"/>
-    <w:lsdException w:name="Medium Grid 3 Accent 6" w:semiHidden="0" w:uiPriority="69" w:unhideWhenUsed="0"/>
-    <w:lsdException w:name="Dark List Accent 6" w:semiHidden="0" w:uiPriority="70" w:unhideWhenUsed="0"/>
-    <w:lsdException w:name="Colorful Shading Accent 6" w:semiHidden="0" w:uiPriority="71" w:unhideWhenUsed="0"/>
-    <w:lsdException w:name="Colorful List Accent 6" w:semiHidden="0" w:uiPriority="72" w:unhideWhenUsed="0"/>
-    <w:lsdException w:name="Colorful Grid Accent 6" w:semiHidden="0" w:uiPriority="73" w:unhideWhenUsed="0"/>
-    <w:lsdException w:name="Subtle Emphasis" w:semiHidden="0" w:uiPriority="19" w:unhideWhenUsed="0" w:qFormat="1"/>
-    <w:lsdException w:name="Intense Emphasis" w:semiHidden="0" w:uiPriority="21" w:unhideWhenUsed="0" w:qFormat="1"/>
-    <w:lsdException w:name="Subtle Reference" w:semiHidden="0" w:uiPriority="31" w:unhideWhenUsed="0" w:qFormat="1"/>
-    <w:lsdException w:name="Intense Reference" w:semiHidden="0" w:uiPriority="32" w:unhideWhenUsed="0" w:qFormat="1"/>
-    <w:lsdException w:name="Book Title" w:semiHidden="0" w:uiPriority="33" w:unhideWhenUsed="0" w:qFormat="1"/>
-    <w:lsdException w:name="Bibliography" w:uiPriority="37"/>
-    <w:lsdException w:name="TOC Heading" w:uiPriority="39" w:qFormat="1"/>
+  <w:latentStyles w:defLockedState="0" w:defUIPriority="99" w:defSemiHidden="0" w:defUnhideWhenUsed="0" w:defQFormat="0" w:count="376">
+    <w:lsdException w:name="Normal" w:uiPriority="0" w:qFormat="1"/>
+    <w:lsdException w:name="heading 1" w:uiPriority="9" w:qFormat="1"/>
+    <w:lsdException w:name="heading 2" w:semiHidden="1" w:uiPriority="9" w:unhideWhenUsed="1" w:qFormat="1"/>
+    <w:lsdException w:name="heading 3" w:semiHidden="1" w:uiPriority="9" w:unhideWhenUsed="1" w:qFormat="1"/>
+    <w:lsdException w:name="heading 4" w:semiHidden="1" w:uiPriority="9" w:unhideWhenUsed="1" w:qFormat="1"/>
+    <w:lsdException w:name="heading 5" w:semiHidden="1" w:uiPriority="9" w:unhideWhenUsed="1" w:qFormat="1"/>
+    <w:lsdException w:name="heading 6" w:semiHidden="1" w:uiPriority="9" w:unhideWhenUsed="1" w:qFormat="1"/>
+    <w:lsdException w:name="heading 7" w:semiHidden="1" w:uiPriority="9" w:unhideWhenUsed="1" w:qFormat="1"/>
+    <w:lsdException w:name="heading 8" w:semiHidden="1" w:uiPriority="9" w:unhideWhenUsed="1" w:qFormat="1"/>
+    <w:lsdException w:name="heading 9" w:semiHidden="1" w:uiPriority="9" w:unhideWhenUsed="1" w:qFormat="1"/>
+    <w:lsdException w:name="index 1" w:semiHidden="1" w:unhideWhenUsed="1"/>
+    <w:lsdException w:name="index 2" w:semiHidden="1" w:unhideWhenUsed="1"/>
+    <w:lsdException w:name="index 3" w:semiHidden="1" w:unhideWhenUsed="1"/>
+    <w:lsdException w:name="index 4" w:semiHidden="1" w:unhideWhenUsed="1"/>
+    <w:lsdException w:name="index 5" w:semiHidden="1" w:unhideWhenUsed="1"/>
+    <w:lsdException w:name="index 6" w:semiHidden="1" w:unhideWhenUsed="1"/>
+    <w:lsdException w:name="index 7" w:semiHidden="1" w:unhideWhenUsed="1"/>
+    <w:lsdException w:name="index 8" w:semiHidden="1" w:unhideWhenUsed="1"/>
+    <w:lsdException w:name="index 9" w:semiHidden="1" w:unhideWhenUsed="1"/>
+    <w:lsdException w:name="toc 1" w:semiHidden="1" w:uiPriority="39" w:unhideWhenUsed="1"/>
+    <w:lsdException w:name="toc 2" w:semiHidden="1" w:uiPriority="39" w:unhideWhenUsed="1"/>
+    <w:lsdException w:name="toc 3" w:semiHidden="1" w:uiPriority="39" w:unhideWhenUsed="1"/>
+    <w:lsdException w:name="toc 4" w:semiHidden="1" w:uiPriority="39" w:unhideWhenUsed="1"/>
+    <w:lsdException w:name="toc 5" w:semiHidden="1" w:uiPriority="39" w:unhideWhenUsed="1"/>
+    <w:lsdException w:name="toc 6" w:semiHidden="1" w:uiPriority="39" w:unhideWhenUsed="1"/>
+    <w:lsdException w:name="toc 7" w:semiHidden="1" w:uiPriority="39" w:unhideWhenUsed="1"/>
+    <w:lsdException w:name="toc 8" w:semiHidden="1" w:uiPriority="39" w:unhideWhenUsed="1"/>
+    <w:lsdException w:name="toc 9" w:semiHidden="1" w:uiPriority="39" w:unhideWhenUsed="1"/>
+    <w:lsdException w:name="Normal Indent" w:semiHidden="1" w:unhideWhenUsed="1"/>
+    <w:lsdException w:name="footnote text" w:semiHidden="1" w:unhideWhenUsed="1"/>
+    <w:lsdException w:name="annotation text" w:semiHidden="1" w:unhideWhenUsed="1"/>
+    <w:lsdException w:name="header" w:semiHidden="1" w:unhideWhenUsed="1"/>
+    <w:lsdException w:name="footer" w:semiHidden="1" w:unhideWhenUsed="1"/>
+    <w:lsdException w:name="index heading" w:semiHidden="1" w:unhideWhenUsed="1"/>
+    <w:lsdException w:name="caption" w:semiHidden="1" w:uiPriority="35" w:unhideWhenUsed="1" w:qFormat="1"/>
+    <w:lsdException w:name="table of figures" w:semiHidden="1" w:unhideWhenUsed="1"/>
+    <w:lsdException w:name="envelope address" w:semiHidden="1" w:unhideWhenUsed="1"/>
+    <w:lsdException w:name="envelope return" w:semiHidden="1" w:unhideWhenUsed="1"/>
+    <w:lsdException w:name="footnote reference" w:semiHidden="1" w:unhideWhenUsed="1"/>
+    <w:lsdException w:name="annotation reference" w:semiHidden="1" w:unhideWhenUsed="1"/>
+    <w:lsdException w:name="line number" w:semiHidden="1" w:unhideWhenUsed="1"/>
+    <w:lsdException w:name="page number" w:semiHidden="1" w:unhideWhenUsed="1"/>
+    <w:lsdException w:name="endnote reference" w:semiHidden="1" w:unhideWhenUsed="1"/>
+    <w:lsdException w:name="endnote text" w:semiHidden="1" w:unhideWhenUsed="1"/>
+    <w:lsdException w:name="table of authorities" w:semiHidden="1" w:unhideWhenUsed="1"/>
+    <w:lsdException w:name="macro" w:semiHidden="1" w:unhideWhenUsed="1"/>
+    <w:lsdException w:name="toa heading" w:semiHidden="1" w:unhideWhenUsed="1"/>
+    <w:lsdException w:name="List" w:semiHidden="1" w:unhideWhenUsed="1"/>
+    <w:lsdException w:name="List Bullet" w:semiHidden="1" w:unhideWhenUsed="1"/>
+    <w:lsdException w:name="List Number" w:semiHidden="1" w:unhideWhenUsed="1"/>
+    <w:lsdException w:name="List 2" w:semiHidden="1" w:unhideWhenUsed="1"/>
+    <w:lsdException w:name="List 3" w:semiHidden="1" w:unhideWhenUsed="1"/>
+    <w:lsdException w:name="List 4" w:semiHidden="1" w:unhideWhenUsed="1"/>
+    <w:lsdException w:name="List 5" w:semiHidden="1" w:unhideWhenUsed="1"/>
+    <w:lsdException w:name="List Bullet 2" w:semiHidden="1" w:unhideWhenUsed="1"/>
+    <w:lsdException w:name="List Bullet 3" w:semiHidden="1" w:unhideWhenUsed="1"/>
+    <w:lsdException w:name="List Bullet 4" w:semiHidden="1" w:unhideWhenUsed="1"/>
+    <w:lsdException w:name="List Bullet 5" w:semiHidden="1" w:unhideWhenUsed="1"/>
+    <w:lsdException w:name="List Number 2" w:semiHidden="1" w:unhideWhenUsed="1"/>
+    <w:lsdException w:name="List Number 3" w:semiHidden="1" w:unhideWhenUsed="1"/>
+    <w:lsdException w:name="List Number 4" w:semiHidden="1" w:unhideWhenUsed="1"/>
+    <w:lsdException w:name="List Number 5" w:semiHidden="1" w:unhideWhenUsed="1"/>
+    <w:lsdException w:name="Title" w:uiPriority="10" w:qFormat="1"/>
+    <w:lsdException w:name="Closing" w:semiHidden="1" w:unhideWhenUsed="1"/>
+    <w:lsdException w:name="Signature" w:semiHidden="1" w:unhideWhenUsed="1"/>
+    <w:lsdException w:name="Default Paragraph Font" w:semiHidden="1" w:uiPriority="1" w:unhideWhenUsed="1"/>
+    <w:lsdException w:name="Body Text" w:semiHidden="1" w:unhideWhenUsed="1"/>
+    <w:lsdException w:name="Body Text Indent" w:semiHidden="1" w:unhideWhenUsed="1"/>
+    <w:lsdException w:name="List Continue" w:semiHidden="1" w:unhideWhenUsed="1"/>
+    <w:lsdException w:name="List Continue 2" w:semiHidden="1" w:unhideWhenUsed="1"/>
+    <w:lsdException w:name="List Continue 3" w:semiHidden="1" w:unhideWhenUsed="1"/>
+    <w:lsdException w:name="List Continue 4" w:semiHidden="1" w:unhideWhenUsed="1"/>
+    <w:lsdException w:name="List Continue 5" w:semiHidden="1" w:unhideWhenUsed="1"/>
+    <w:lsdException w:name="Message Header" w:semiHidden="1" w:unhideWhenUsed="1"/>
+    <w:lsdException w:name="Subtitle" w:uiPriority="11" w:qFormat="1"/>
+    <w:lsdException w:name="Salutation" w:semiHidden="1" w:unhideWhenUsed="1"/>
+    <w:lsdException w:name="Date" w:semiHidden="1" w:unhideWhenUsed="1"/>
+    <w:lsdException w:name="Body Text First Indent" w:semiHidden="1" w:unhideWhenUsed="1"/>
+    <w:lsdException w:name="Body Text First Indent 2" w:semiHidden="1" w:unhideWhenUsed="1"/>
+    <w:lsdException w:name="Note Heading" w:semiHidden="1" w:unhideWhenUsed="1"/>
+    <w:lsdException w:name="Body Text 2" w:semiHidden="1" w:unhideWhenUsed="1"/>
+    <w:lsdException w:name="Body Text 3" w:semiHidden="1" w:unhideWhenUsed="1"/>
+    <w:lsdException w:name="Body Text Indent 2" w:semiHidden="1" w:unhideWhenUsed="1"/>
+    <w:lsdException w:name="Body Text Indent 3" w:semiHidden="1" w:unhideWhenUsed="1"/>
+    <w:lsdException w:name="Block Text" w:semiHidden="1" w:unhideWhenUsed="1"/>
+    <w:lsdException w:name="Hyperlink" w:semiHidden="1" w:unhideWhenUsed="1"/>
+    <w:lsdException w:name="FollowedHyperlink" w:semiHidden="1" w:unhideWhenUsed="1"/>
+    <w:lsdException w:name="Strong" w:uiPriority="22" w:qFormat="1"/>
+    <w:lsdException w:name="Emphasis" w:uiPriority="20" w:qFormat="1"/>
+    <w:lsdException w:name="Document Map" w:semiHidden="1" w:unhideWhenUsed="1"/>
+    <w:lsdException w:name="Plain Text" w:semiHidden="1" w:unhideWhenUsed="1"/>
+    <w:lsdException w:name="E-mail Signature" w:semiHidden="1" w:unhideWhenUsed="1"/>
+    <w:lsdException w:name="HTML Top of Form" w:semiHidden="1" w:unhideWhenUsed="1"/>
+    <w:lsdException w:name="HTML Bottom of Form" w:semiHidden="1" w:unhideWhenUsed="1"/>
+    <w:lsdException w:name="Normal (Web)" w:semiHidden="1" w:unhideWhenUsed="1"/>
+    <w:lsdException w:name="HTML Acronym" w:semiHidden="1" w:unhideWhenUsed="1"/>
+    <w:lsdException w:name="HTML Address" w:semiHidden="1" w:unhideWhenUsed="1"/>
+    <w:lsdException w:name="HTML Cite" w:semiHidden="1" w:unhideWhenUsed="1"/>
+    <w:lsdException w:name="HTML Code" w:semiHidden="1" w:unhideWhenUsed="1"/>
+    <w:lsdException w:name="HTML Definition" w:semiHidden="1" w:unhideWhenUsed="1"/>
+    <w:lsdException w:name="HTML Keyboard" w:semiHidden="1" w:unhideWhenUsed="1"/>
+    <w:lsdException w:name="HTML Preformatted" w:semiHidden="1" w:unhideWhenUsed="1"/>
+    <w:lsdException w:name="HTML Sample" w:semiHidden="1" w:unhideWhenUsed="1"/>
+    <w:lsdException w:name="HTML Typewriter" w:semiHidden="1" w:unhideWhenUsed="1"/>
+    <w:lsdException w:name="HTML Variable" w:semiHidden="1" w:unhideWhenUsed="1"/>
+    <w:lsdException w:name="Normal Table" w:semiHidden="1" w:unhideWhenUsed="1"/>
+    <w:lsdException w:name="annotation subject" w:semiHidden="1" w:unhideWhenUsed="1"/>
+    <w:lsdException w:name="No List" w:semiHidden="1" w:unhideWhenUsed="1"/>
+    <w:lsdException w:name="Outline List 1" w:semiHidden="1" w:unhideWhenUsed="1"/>
+    <w:lsdException w:name="Outline List 2" w:semiHidden="1" w:unhideWhenUsed="1"/>
+    <w:lsdException w:name="Outline List 3" w:semiHidden="1" w:unhideWhenUsed="1"/>
+    <w:lsdException w:name="Table Simple 1" w:semiHidden="1" w:unhideWhenUsed="1"/>
+    <w:lsdException w:name="Table Simple 2" w:semiHidden="1" w:unhideWhenUsed="1"/>
+    <w:lsdException w:name="Table Simple 3" w:semiHidden="1" w:unhideWhenUsed="1"/>
+    <w:lsdException w:name="Table Classic 1" w:semiHidden="1" w:unhideWhenUsed="1"/>
+    <w:lsdException w:name="Table Classic 2" w:semiHidden="1" w:unhideWhenUsed="1"/>
+    <w:lsdException w:name="Table Classic 3" w:semiHidden="1" w:unhideWhenUsed="1"/>
+    <w:lsdException w:name="Table Classic 4" w:semiHidden="1" w:unhideWhenUsed="1"/>
+    <w:lsdException w:name="Table Colorful 1" w:semiHidden="1" w:unhideWhenUsed="1"/>
+    <w:lsdException w:name="Table Colorful 2" w:semiHidden="1" w:unhideWhenUsed="1"/>
+    <w:lsdException w:name="Table Colorful 3" w:semiHidden="1" w:unhideWhenUsed="1"/>
+    <w:lsdException w:name="Table Columns 1" w:semiHidden="1" w:unhideWhenUsed="1"/>
+    <w:lsdException w:name="Table Columns 2" w:semiHidden="1" w:unhideWhenUsed="1"/>
+    <w:lsdException w:name="Table Columns 3" w:semiHidden="1" w:unhideWhenUsed="1"/>
+    <w:lsdException w:name="Table Columns 4" w:semiHidden="1" w:unhideWhenUsed="1"/>
+    <w:lsdException w:name="Table Columns 5" w:semiHidden="1" w:unhideWhenUsed="1"/>
+    <w:lsdException w:name="Table Grid 1" w:semiHidden="1" w:unhideWhenUsed="1"/>
+    <w:lsdException w:name="Table Grid 2" w:semiHidden="1" w:unhideWhenUsed="1"/>
+    <w:lsdException w:name="Table Grid 3" w:semiHidden="1" w:unhideWhenUsed="1"/>
+    <w:lsdException w:name="Table Grid 4" w:semiHidden="1" w:unhideWhenUsed="1"/>
+    <w:lsdException w:name="Table Grid 5" w:semiHidden="1" w:unhideWhenUsed="1"/>
+    <w:lsdException w:name="Table Grid 6" w:semiHidden="1" w:unhideWhenUsed="1"/>
+    <w:lsdException w:name="Table Grid 7" w:semiHidden="1" w:unhideWhenUsed="1"/>
+    <w:lsdException w:name="Table Grid 8" w:semiHidden="1" w:unhideWhenUsed="1"/>
+    <w:lsdException w:name="Table List 1" w:semiHidden="1" w:unhideWhenUsed="1"/>
+    <w:lsdException w:name="Table List 2" w:semiHidden="1" w:unhideWhenUsed="1"/>
+    <w:lsdException w:name="Table List 3" w:semiHidden="1" w:unhideWhenUsed="1"/>
+    <w:lsdException w:name="Table List 4" w:semiHidden="1" w:unhideWhenUsed="1"/>
+    <w:lsdException w:name="Table List 5" w:semiHidden="1" w:unhideWhenUsed="1"/>
+    <w:lsdException w:name="Table List 6" w:semiHidden="1" w:unhideWhenUsed="1"/>
+    <w:lsdException w:name="Table List 7" w:semiHidden="1" w:unhideWhenUsed="1"/>
+    <w:lsdException w:name="Table List 8" w:semiHidden="1" w:unhideWhenUsed="1"/>
+    <w:lsdException w:name="Table 3D effects 1" w:semiHidden="1" w:unhideWhenUsed="1"/>
+    <w:lsdException w:name="Table 3D effects 2" w:semiHidden="1" w:unhideWhenUsed="1"/>
+    <w:lsdException w:name="Table 3D effects 3" w:semiHidden="1" w:unhideWhenUsed="1"/>
+    <w:lsdException w:name="Table Contemporary" w:semiHidden="1" w:unhideWhenUsed="1"/>
+    <w:lsdException w:name="Table Elegant" w:semiHidden="1" w:unhideWhenUsed="1"/>
+    <w:lsdException w:name="Table Professional" w:semiHidden="1" w:unhideWhenUsed="1"/>
+    <w:lsdException w:name="Table Subtle 1" w:semiHidden="1" w:unhideWhenUsed="1"/>
+    <w:lsdException w:name="Table Subtle 2" w:semiHidden="1" w:unhideWhenUsed="1"/>
+    <w:lsdException w:name="Table Web 1" w:semiHidden="1" w:unhideWhenUsed="1"/>
+    <w:lsdException w:name="Table Web 2" w:semiHidden="1" w:unhideWhenUsed="1"/>
+    <w:lsdException w:name="Table Web 3" w:semiHidden="1" w:unhideWhenUsed="1"/>
+    <w:lsdException w:name="Balloon Text" w:semiHidden="1" w:unhideWhenUsed="1"/>
+    <w:lsdException w:name="Table Grid" w:uiPriority="59"/>
+    <w:lsdException w:name="Table Theme" w:semiHidden="1" w:unhideWhenUsed="1"/>
+    <w:lsdException w:name="Placeholder Text" w:semiHidden="1"/>
+    <w:lsdException w:name="No Spacing" w:uiPriority="1" w:qFormat="1"/>
+    <w:lsdException w:name="Light Shading" w:uiPriority="60"/>
+    <w:lsdException w:name="Light List" w:uiPriority="61"/>
+    <w:lsdException w:name="Light Grid" w:uiPriority="62"/>
+    <w:lsdException w:name="Medium Shading 1" w:uiPriority="63"/>
+    <w:lsdException w:name="Medium Shading 2" w:uiPriority="64"/>
+    <w:lsdException w:name="Medium List 1" w:uiPriority="65"/>
+    <w:lsdException w:name="Medium List 2" w:uiPriority="66"/>
+    <w:lsdException w:name="Medium Grid 1" w:uiPriority="67"/>
+    <w:lsdException w:name="Medium Grid 2" w:uiPriority="68"/>
+    <w:lsdException w:name="Medium Grid 3" w:uiPriority="69"/>
+    <w:lsdException w:name="Dark List" w:uiPriority="70"/>
+    <w:lsdException w:name="Colorful Shading" w:uiPriority="71"/>
+    <w:lsdException w:name="Colorful List" w:uiPriority="72"/>
+    <w:lsdException w:name="Colorful Grid" w:uiPriority="73"/>
+    <w:lsdException w:name="Light Shading Accent 1" w:uiPriority="60"/>
+    <w:lsdException w:name="Light List Accent 1" w:uiPriority="61"/>
+    <w:lsdException w:name="Light Grid Accent 1" w:uiPriority="62"/>
+    <w:lsdException w:name="Medium Shading 1 Accent 1" w:uiPriority="63"/>
+    <w:lsdException w:name="Medium Shading 2 Accent 1" w:uiPriority="64"/>
+    <w:lsdException w:name="Medium List 1 Accent 1" w:uiPriority="65"/>
+    <w:lsdException w:name="Revision" w:semiHidden="1"/>
+    <w:lsdException w:name="List Paragraph" w:uiPriority="34" w:qFormat="1"/>
+    <w:lsdException w:name="Quote" w:uiPriority="29" w:qFormat="1"/>
+    <w:lsdException w:name="Intense Quote" w:uiPriority="30" w:qFormat="1"/>
+    <w:lsdException w:name="Medium List 2 Accent 1" w:uiPriority="66"/>
+    <w:lsdException w:name="Medium Grid 1 Accent 1" w:uiPriority="67"/>
+    <w:lsdException w:name="Medium Grid 2 Accent 1" w:uiPriority="68"/>
+    <w:lsdException w:name="Medium Grid 3 Accent 1" w:uiPriority="69"/>
+    <w:lsdException w:name="Dark List Accent 1" w:uiPriority="70"/>
+    <w:lsdException w:name="Colorful Shading Accent 1" w:uiPriority="71"/>
+    <w:lsdException w:name="Colorful List Accent 1" w:uiPriority="72"/>
+    <w:lsdException w:name="Colorful Grid Accent 1" w:uiPriority="73"/>
+    <w:lsdException w:name="Light Shading Accent 2" w:uiPriority="60"/>
+    <w:lsdException w:name="Light List Accent 2" w:uiPriority="61"/>
+    <w:lsdException w:name="Light Grid Accent 2" w:uiPriority="62"/>
+    <w:lsdException w:name="Medium Shading 1 Accent 2" w:uiPriority="63"/>
+    <w:lsdException w:name="Medium Shading 2 Accent 2" w:uiPriority="64"/>
+    <w:lsdException w:name="Medium List 1 Accent 2" w:uiPriority="65"/>
+    <w:lsdException w:name="Medium List 2 Accent 2" w:uiPriority="66"/>
+    <w:lsdException w:name="Medium Grid 1 Accent 2" w:uiPriority="67"/>
+    <w:lsdException w:name="Medium Grid 2 Accent 2" w:uiPriority="68"/>
+    <w:lsdException w:name="Medium Grid 3 Accent 2" w:uiPriority="69"/>
+    <w:lsdException w:name="Dark List Accent 2" w:uiPriority="70"/>
+    <w:lsdException w:name="Colorful Shading Accent 2" w:uiPriority="71"/>
+    <w:lsdException w:name="Colorful List Accent 2" w:uiPriority="72"/>
+    <w:lsdException w:name="Colorful Grid Accent 2" w:uiPriority="73"/>
+    <w:lsdException w:name="Light Shading Accent 3" w:uiPriority="60"/>
+    <w:lsdException w:name="Light List Accent 3" w:uiPriority="61"/>
+    <w:lsdException w:name="Light Grid Accent 3" w:uiPriority="62"/>
+    <w:lsdException w:name="Medium Shading 1 Accent 3" w:uiPriority="63"/>
+    <w:lsdException w:name="Medium Shading 2 Accent 3" w:uiPriority="64"/>
+    <w:lsdException w:name="Medium List 1 Accent 3" w:uiPriority="65"/>
+    <w:lsdException w:name="Medium List 2 Accent 3" w:uiPriority="66"/>
+    <w:lsdException w:name="Medium Grid 1 Accent 3" w:uiPriority="67"/>
+    <w:lsdException w:name="Medium Grid 2 Accent 3" w:uiPriority="68"/>
+    <w:lsdException w:name="Medium Grid 3 Accent 3" w:uiPriority="69"/>
+    <w:lsdException w:name="Dark List Accent 3" w:uiPriority="70"/>
+    <w:lsdException w:name="Colorful Shading Accent 3" w:uiPriority="71"/>
+    <w:lsdException w:name="Colorful List Accent 3" w:uiPriority="72"/>
+    <w:lsdException w:name="Colorful Grid Accent 3" w:uiPriority="73"/>
+    <w:lsdException w:name="Light Shading Accent 4" w:uiPriority="60"/>
+    <w:lsdException w:name="Light List Accent 4" w:uiPriority="61"/>
+    <w:lsdException w:name="Light Grid Accent 4" w:uiPriority="62"/>
+    <w:lsdException w:name="Medium Shading 1 Accent 4" w:uiPriority="63"/>
+    <w:lsdException w:name="Medium Shading 2 Accent 4" w:uiPriority="64"/>
+    <w:lsdException w:name="Medium List 1 Accent 4" w:uiPriority="65"/>
+    <w:lsdException w:name="Medium List 2 Accent 4" w:uiPriority="66"/>
+    <w:lsdException w:name="Medium Grid 1 Accent 4" w:uiPriority="67"/>
+    <w:lsdException w:name="Medium Grid 2 Accent 4" w:uiPriority="68"/>
+    <w:lsdException w:name="Medium Grid 3 Accent 4" w:uiPriority="69"/>
+    <w:lsdException w:name="Dark List Accent 4" w:uiPriority="70"/>
+    <w:lsdException w:name="Colorful Shading Accent 4" w:uiPriority="71"/>
+    <w:lsdException w:name="Colorful List Accent 4" w:uiPriority="72"/>
+    <w:lsdException w:name="Colorful Grid Accent 4" w:uiPriority="73"/>
+    <w:lsdException w:name="Light Shading Accent 5" w:uiPriority="60"/>
+    <w:lsdException w:name="Light List Accent 5" w:uiPriority="61"/>
+    <w:lsdException w:name="Light Grid Accent 5" w:uiPriority="62"/>
+    <w:lsdException w:name="Medium Shading 1 Accent 5" w:uiPriority="63"/>
+    <w:lsdException w:name="Medium Shading 2 Accent 5" w:uiPriority="64"/>
+    <w:lsdException w:name="Medium List 1 Accent 5" w:uiPriority="65"/>
+    <w:lsdException w:name="Medium List 2 Accent 5" w:uiPriority="66"/>
+    <w:lsdException w:name="Medium Grid 1 Accent 5" w:uiPriority="67"/>
+    <w:lsdException w:name="Medium Grid 2 Accent 5" w:uiPriority="68"/>
+    <w:lsdException w:name="Medium Grid 3 Accent 5" w:uiPriority="69"/>
+    <w:lsdException w:name="Dark List Accent 5" w:uiPriority="70"/>
+    <w:lsdException w:name="Colorful Shading Accent 5" w:uiPriority="71"/>
+    <w:lsdException w:name="Colorful List Accent 5" w:uiPriority="72"/>
+    <w:lsdException w:name="Colorful Grid Accent 5" w:uiPriority="73"/>
+    <w:lsdException w:name="Light Shading Accent 6" w:uiPriority="60"/>
+    <w:lsdException w:name="Light List Accent 6" w:uiPriority="61"/>
+    <w:lsdException w:name="Light Grid Accent 6" w:uiPriority="62"/>
+    <w:lsdException w:name="Medium Shading 1 Accent 6" w:uiPriority="63"/>
+    <w:lsdException w:name="Medium Shading 2 Accent 6" w:uiPriority="64"/>
+    <w:lsdException w:name="Medium List 1 Accent 6" w:uiPriority="65"/>
+    <w:lsdException w:name="Medium List 2 Accent 6" w:uiPriority="66"/>
+    <w:lsdException w:name="Medium Grid 1 Accent 6" w:uiPriority="67"/>
+    <w:lsdException w:name="Medium Grid 2 Accent 6" w:uiPriority="68"/>
+    <w:lsdException w:name="Medium Grid 3 Accent 6" w:uiPriority="69"/>
+    <w:lsdException w:name="Dark List Accent 6" w:uiPriority="70"/>
+    <w:lsdException w:name="Colorful Shading Accent 6" w:uiPriority="71"/>
+    <w:lsdException w:name="Colorful List Accent 6" w:uiPriority="72"/>
+    <w:lsdException w:name="Colorful Grid Accent 6" w:uiPriority="73"/>
+    <w:lsdException w:name="Subtle Emphasis" w:uiPriority="19" w:qFormat="1"/>
+    <w:lsdException w:name="Intense Emphasis" w:uiPriority="21" w:qFormat="1"/>
+    <w:lsdException w:name="Subtle Reference" w:uiPriority="31" w:qFormat="1"/>
+    <w:lsdException w:name="Intense Reference" w:uiPriority="32" w:qFormat="1"/>
+    <w:lsdException w:name="Book Title" w:uiPriority="33" w:qFormat="1"/>
+    <w:lsdException w:name="Bibliography" w:semiHidden="1" w:uiPriority="37" w:unhideWhenUsed="1"/>
+    <w:lsdException w:name="TOC Heading" w:semiHidden="1" w:uiPriority="39" w:unhideWhenUsed="1" w:qFormat="1"/>
+    <w:lsdException w:name="Plain Table 1" w:uiPriority="41"/>
+    <w:lsdException w:name="Plain Table 2" w:uiPriority="42"/>
+    <w:lsdException w:name="Plain Table 3" w:uiPriority="43"/>
+    <w:lsdException w:name="Plain Table 4" w:uiPriority="44"/>
+    <w:lsdException w:name="Plain Table 5" w:uiPriority="45"/>
+    <w:lsdException w:name="Grid Table Light" w:uiPriority="40"/>
+    <w:lsdException w:name="Grid Table 1 Light" w:uiPriority="46"/>
+    <w:lsdException w:name="Grid Table 2" w:uiPriority="47"/>
+    <w:lsdException w:name="Grid Table 3" w:uiPriority="48"/>
+    <w:lsdException w:name="Grid Table 4" w:uiPriority="49"/>
+    <w:lsdException w:name="Grid Table 5 Dark" w:uiPriority="50"/>
+    <w:lsdException w:name="Grid Table 6 Colorful" w:uiPriority="51"/>
+    <w:lsdException w:name="Grid Table 7 Colorful" w:uiPriority="52"/>
+    <w:lsdException w:name="Grid Table 1 Light Accent 1" w:uiPriority="46"/>
+    <w:lsdException w:name="Grid Table 2 Accent 1" w:uiPriority="47"/>
+    <w:lsdException w:name="Grid Table 3 Accent 1" w:uiPriority="48"/>
+    <w:lsdException w:name="Grid Table 4 Accent 1" w:uiPriority="49"/>
+    <w:lsdException w:name="Grid Table 5 Dark Accent 1" w:uiPriority="50"/>
+    <w:lsdException w:name="Grid Table 6 Colorful Accent 1" w:uiPriority="51"/>
+    <w:lsdException w:name="Grid Table 7 Colorful Accent 1" w:uiPriority="52"/>
+    <w:lsdException w:name="Grid Table 1 Light Accent 2" w:uiPriority="46"/>
+    <w:lsdException w:name="Grid Table 2 Accent 2" w:uiPriority="47"/>
+    <w:lsdException w:name="Grid Table 3 Accent 2" w:uiPriority="48"/>
+    <w:lsdException w:name="Grid Table 4 Accent 2" w:uiPriority="49"/>
+    <w:lsdException w:name="Grid Table 5 Dark Accent 2" w:uiPriority="50"/>
+    <w:lsdException w:name="Grid Table 6 Colorful Accent 2" w:uiPriority="51"/>
+    <w:lsdException w:name="Grid Table 7 Colorful Accent 2" w:uiPriority="52"/>
+    <w:lsdException w:name="Grid Table 1 Light Accent 3" w:uiPriority="46"/>
+    <w:lsdException w:name="Grid Table 2 Accent 3" w:uiPriority="47"/>
+    <w:lsdException w:name="Grid Table 3 Accent 3" w:uiPriority="48"/>
+    <w:lsdException w:name="Grid Table 4 Accent 3" w:uiPriority="49"/>
+    <w:lsdException w:name="Grid Table 5 Dark Accent 3" w:uiPriority="50"/>
+    <w:lsdException w:name="Grid Table 6 Colorful Accent 3" w:uiPriority="51"/>
+    <w:lsdException w:name="Grid Table 7 Colorful Accent 3" w:uiPriority="52"/>
+    <w:lsdException w:name="Grid Table 1 Light Accent 4" w:uiPriority="46"/>
+    <w:lsdException w:name="Grid Table 2 Accent 4" w:uiPriority="47"/>
+    <w:lsdException w:name="Grid Table 3 Accent 4" w:uiPriority="48"/>
+    <w:lsdException w:name="Grid Table 4 Accent 4" w:uiPriority="49"/>
+    <w:lsdException w:name="Grid Table 5 Dark Accent 4" w:uiPriority="50"/>
+    <w:lsdException w:name="Grid Table 6 Colorful Accent 4" w:uiPriority="51"/>
+    <w:lsdException w:name="Grid Table 7 Colorful Accent 4" w:uiPriority="52"/>
+    <w:lsdException w:name="Grid Table 1 Light Accent 5" w:uiPriority="46"/>
+    <w:lsdException w:name="Grid Table 2 Accent 5" w:uiPriority="47"/>
+    <w:lsdException w:name="Grid Table 3 Accent 5" w:uiPriority="48"/>
+    <w:lsdException w:name="Grid Table 4 Accent 5" w:uiPriority="49"/>
+    <w:lsdException w:name="Grid Table 5 Dark Accent 5" w:uiPriority="50"/>
+    <w:lsdException w:name="Grid Table 6 Colorful Accent 5" w:uiPriority="51"/>
+    <w:lsdException w:name="Grid Table 7 Colorful Accent 5" w:uiPriority="52"/>
+    <w:lsdException w:name="Grid Table 1 Light Accent 6" w:uiPriority="46"/>
+    <w:lsdException w:name="Grid Table 2 Accent 6" w:uiPriority="47"/>
+    <w:lsdException w:name="Grid Table 3 Accent 6" w:uiPriority="48"/>
+    <w:lsdException w:name="Grid Table 4 Accent 6" w:uiPriority="49"/>
+    <w:lsdException w:name="Grid Table 5 Dark Accent 6" w:uiPriority="50"/>
+    <w:lsdException w:name="Grid Table 6 Colorful Accent 6" w:uiPriority="51"/>
+    <w:lsdException w:name="Grid Table 7 Colorful Accent 6" w:uiPriority="52"/>
+    <w:lsdException w:name="List Table 1 Light" w:uiPriority="46"/>
+    <w:lsdException w:name="List Table 2" w:uiPriority="47"/>
+    <w:lsdException w:name="List Table 3" w:uiPriority="48"/>
+    <w:lsdException w:name="List Table 4" w:uiPriority="49"/>
+    <w:lsdException w:name="List Table 5 Dark" w:uiPriority="50"/>
+    <w:lsdException w:name="List Table 6 Colorful" w:uiPriority="51"/>
+    <w:lsdException w:name="List Table 7 Colorful" w:uiPriority="52"/>
+    <w:lsdException w:name="List Table 1 Light Accent 1" w:uiPriority="46"/>
+    <w:lsdException w:name="List Table 2 Accent 1" w:uiPriority="47"/>
+    <w:lsdException w:name="List Table 3 Accent 1" w:uiPriority="48"/>
+    <w:lsdException w:name="List Table 4 Accent 1" w:uiPriority="49"/>
+    <w:lsdException w:name="List Table 5 Dark Accent 1" w:uiPriority="50"/>
+    <w:lsdException w:name="List Table 6 Colorful Accent 1" w:uiPriority="51"/>
+    <w:lsdException w:name="List Table 7 Colorful Accent 1" w:uiPriority="52"/>
+    <w:lsdException w:name="List Table 1 Light Accent 2" w:uiPriority="46"/>
+    <w:lsdException w:name="List Table 2 Accent 2" w:uiPriority="47"/>
+    <w:lsdException w:name="List Table 3 Accent 2" w:uiPriority="48"/>
+    <w:lsdException w:name="List Table 4 Accent 2" w:uiPriority="49"/>
+    <w:lsdException w:name="List Table 5 Dark Accent 2" w:uiPriority="50"/>
+    <w:lsdException w:name="List Table 6 Colorful Accent 2" w:uiPriority="51"/>
+    <w:lsdException w:name="List Table 7 Colorful Accent 2" w:uiPriority="52"/>
+    <w:lsdException w:name="List Table 1 Light Accent 3" w:uiPriority="46"/>
+    <w:lsdException w:name="List Table 2 Accent 3" w:uiPriority="47"/>
+    <w:lsdException w:name="List Table 3 Accent 3" w:uiPriority="48"/>
+    <w:lsdException w:name="List Table 4 Accent 3" w:uiPriority="49"/>
+    <w:lsdException w:name="List Table 5 Dark Accent 3" w:uiPriority="50"/>
+    <w:lsdException w:name="List Table 6 Colorful Accent 3" w:uiPriority="51"/>
+    <w:lsdException w:name="List Table 7 Colorful Accent 3" w:uiPriority="52"/>
+    <w:lsdException w:name="List Table 1 Light Accent 4" w:uiPriority="46"/>
+    <w:lsdException w:name="List Table 2 Accent 4" w:uiPriority="47"/>
+    <w:lsdException w:name="List Table 3 Accent 4" w:uiPriority="48"/>
+    <w:lsdException w:name="List Table 4 Accent 4" w:uiPriority="49"/>
+    <w:lsdException w:name="List Table 5 Dark Accent 4" w:uiPriority="50"/>
+    <w:lsdException w:name="List Table 6 Colorful Accent 4" w:uiPriority="51"/>
+    <w:lsdException w:name="List Table 7 Colorful Accent 4" w:uiPriority="52"/>
+    <w:lsdException w:name="List Table 1 Light Accent 5" w:uiPriority="46"/>
+    <w:lsdException w:name="List Table 2 Accent 5" w:uiPriority="47"/>
+    <w:lsdException w:name="List Table 3 Accent 5" w:uiPriority="48"/>
+    <w:lsdException w:name="List Table 4 Accent 5" w:uiPriority="49"/>
+    <w:lsdException w:name="List Table 5 Dark Accent 5" w:uiPriority="50"/>
+    <w:lsdException w:name="List Table 6 Colorful Accent 5" w:uiPriority="51"/>
+    <w:lsdException w:name="List Table 7 Colorful Accent 5" w:uiPriority="52"/>
+    <w:lsdException w:name="List Table 1 Light Accent 6" w:uiPriority="46"/>
+    <w:lsdException w:name="List Table 2 Accent 6" w:uiPriority="47"/>
+    <w:lsdException w:name="List Table 3 Accent 6" w:uiPriority="48"/>
+    <w:lsdException w:name="List Table 4 Accent 6" w:uiPriority="49"/>
+    <w:lsdException w:name="List Table 5 Dark Accent 6" w:uiPriority="50"/>
+    <w:lsdException w:name="List Table 6 Colorful Accent 6" w:uiPriority="51"/>
+    <w:lsdException w:name="List Table 7 Colorful Accent 6" w:uiPriority="52"/>
+    <w:lsdException w:name="Mention" w:semiHidden="1" w:unhideWhenUsed="1"/>
+    <w:lsdException w:name="Smart Hyperlink" w:semiHidden="1" w:unhideWhenUsed="1"/>
+    <w:lsdException w:name="Hashtag" w:semiHidden="1" w:unhideWhenUsed="1"/>
+    <w:lsdException w:name="Unresolved Mention" w:semiHidden="1" w:unhideWhenUsed="1"/>
+    <w:lsdException w:name="Smart Link" w:semiHidden="1" w:unhideWhenUsed="1"/>
   </w:latentStyles>
   <w:style w:type="paragraph" w:default="1" w:styleId="Normal">
     <w:name w:val="Normal"/>

--- a/05 Contrast Enhancement/report-05.docx
+++ b/05 Contrast Enhancement/report-05.docx
@@ -269,7 +269,16 @@
           <w:sz w:val="24"/>
           <w:szCs w:val="24"/>
         </w:rPr>
-        <w:t>Code:</w:t>
+        <w:t>Program</w:t>
+      </w:r>
+      <w:r>
+        <w:rPr>
+          <w:rFonts w:ascii="Times New Roman" w:hAnsi="Times New Roman" w:cs="Times New Roman"/>
+          <w:b/>
+          <w:sz w:val="24"/>
+          <w:szCs w:val="24"/>
+        </w:rPr>
+        <w:t>:</w:t>
       </w:r>
       <w:r>
         <w:rPr>
